--- a/Baseline_methodology+data.docx
+++ b/Baseline_methodology+data.docx
@@ -1894,6 +1894,66 @@
     </w:p>
     <w:p>
       <w:pPr>
+        <w:rPr>
+          <w:rFonts w:ascii="Arial" w:hAnsi="Arial" w:cs="Arial"/>
+          <w:sz w:val="24"/>
+          <w:szCs w:val="24"/>
+          <w:lang w:val="en-US"/>
+        </w:rPr>
+      </w:pPr>
+      <w:r>
+        <w:rPr>
+          <w:rFonts w:ascii="Arial" w:hAnsi="Arial" w:cs="Arial"/>
+          <w:sz w:val="24"/>
+          <w:szCs w:val="24"/>
+          <w:highlight w:val="yellow"/>
+          <w:lang w:val="en-US"/>
+        </w:rPr>
+        <w:t xml:space="preserve">Instead for easier and more accurate output we </w:t>
+      </w:r>
+      <w:r>
+        <w:rPr>
+          <w:rFonts w:ascii="Arial" w:hAnsi="Arial" w:cs="Arial"/>
+          <w:sz w:val="24"/>
+          <w:szCs w:val="24"/>
+          <w:highlight w:val="yellow"/>
+          <w:lang w:val="en-US"/>
+        </w:rPr>
+        <w:t xml:space="preserve">can </w:t>
+      </w:r>
+      <w:r>
+        <w:rPr>
+          <w:rFonts w:ascii="Arial" w:hAnsi="Arial" w:cs="Arial"/>
+          <w:sz w:val="24"/>
+          <w:szCs w:val="24"/>
+          <w:highlight w:val="yellow"/>
+          <w:lang w:val="en-US"/>
+        </w:rPr>
+        <w:t>use the PVWatts Calculator by NREL:</w:t>
+      </w:r>
+      <w:r>
+        <w:rPr>
+          <w:rFonts w:ascii="Arial" w:hAnsi="Arial" w:cs="Arial"/>
+          <w:sz w:val="24"/>
+          <w:szCs w:val="24"/>
+          <w:highlight w:val="yellow"/>
+          <w:lang w:val="en-US"/>
+        </w:rPr>
+        <w:br/>
+      </w:r>
+      <w:r>
+        <w:rPr>
+          <w:rFonts w:ascii="Arial" w:hAnsi="Arial" w:cs="Arial"/>
+          <w:sz w:val="24"/>
+          <w:szCs w:val="24"/>
+          <w:highlight w:val="yellow"/>
+          <w:lang w:val="en-US"/>
+        </w:rPr>
+        <w:t>https://developer.nlr.gov/docs/solar/pvwatts/v8/</w:t>
+      </w:r>
+    </w:p>
+    <w:p>
+      <w:pPr>
         <w:pStyle w:val="ListParagraph"/>
         <w:numPr>
           <w:ilvl w:val="0"/>
@@ -1961,26 +2021,15 @@
           <w:szCs w:val="24"/>
           <w:lang w:val="en-US" w:eastAsia="el-GR"/>
         </w:rPr>
-        <w:t xml:space="preserve"> (</w:t>
+        <w:t xml:space="preserve"> (Battery Energy Capacity in MWh):</w:t>
       </w:r>
       <w:r>
         <w:rPr>
           <w:rFonts w:ascii="Arial" w:eastAsia="Times New Roman" w:hAnsi="Arial" w:cs="Arial"/>
-          <w:b/>
-          <w:bCs/>
           <w:sz w:val="24"/>
           <w:szCs w:val="24"/>
           <w:lang w:val="en-US" w:eastAsia="el-GR"/>
         </w:rPr>
-        <w:t>Battery Energy Capacity in MWh):</w:t>
-      </w:r>
-      <w:r>
-        <w:rPr>
-          <w:rFonts w:ascii="Arial" w:eastAsia="Times New Roman" w:hAnsi="Arial" w:cs="Arial"/>
-          <w:sz w:val="24"/>
-          <w:szCs w:val="24"/>
-          <w:lang w:val="en-US" w:eastAsia="el-GR"/>
-        </w:rPr>
         <w:t xml:space="preserve"> </w:t>
       </w:r>
       <w:r>
@@ -1990,16 +2039,7 @@
           <w:szCs w:val="24"/>
           <w:lang w:val="en-US"/>
         </w:rPr>
-        <w:t>The total energy storage capacity.</w:t>
-      </w:r>
-      <w:r>
-        <w:rPr>
-          <w:rFonts w:ascii="Arial" w:hAnsi="Arial" w:cs="Arial"/>
-          <w:sz w:val="24"/>
-          <w:szCs w:val="24"/>
-          <w:lang w:val="en-US"/>
-        </w:rPr>
-        <w:t xml:space="preserve"> (We can use ambient temperature if we want to include PHVAC losses which </w:t>
+        <w:t xml:space="preserve">The total energy storage capacity. (We can use ambient temperature if we want to include PHVAC losses which </w:t>
       </w:r>
       <w:r>
         <w:rPr>
@@ -2038,25 +2078,7 @@
           <w:szCs w:val="24"/>
           <w:lang w:val="en-US"/>
         </w:rPr>
-        <w:t xml:space="preserve">For every hour, </w:t>
-      </w:r>
-      <w:r>
-        <w:rPr>
-          <w:rFonts w:ascii="Arial" w:hAnsi="Arial" w:cs="Arial"/>
-          <w:sz w:val="24"/>
-          <w:szCs w:val="24"/>
-          <w:lang w:val="en-US"/>
-        </w:rPr>
-        <w:t>we</w:t>
-      </w:r>
-      <w:r>
-        <w:rPr>
-          <w:rFonts w:ascii="Arial" w:hAnsi="Arial" w:cs="Arial"/>
-          <w:sz w:val="24"/>
-          <w:szCs w:val="24"/>
-          <w:lang w:val="en-US"/>
-        </w:rPr>
-        <w:t xml:space="preserve"> should calculate the new energy level in the battery:</w:t>
+        <w:t>For every hour, we should calculate the new energy level in the battery:</w:t>
       </w:r>
     </w:p>
     <w:p>
@@ -2146,16 +2168,7 @@
                   <w:szCs w:val="24"/>
                   <w:lang w:val="en-US"/>
                 </w:rPr>
-                <m:t>t</m:t>
-              </m:r>
-              <m:r>
-                <w:rPr>
-                  <w:rFonts w:ascii="Cambria Math" w:hAnsi="Cambria Math" w:cs="Arial"/>
-                  <w:sz w:val="24"/>
-                  <w:szCs w:val="24"/>
-                  <w:lang w:val="en-US"/>
-                </w:rPr>
-                <m:t>-1</m:t>
+                <m:t>t-1</m:t>
               </m:r>
             </m:sub>
           </m:sSub>
@@ -2756,25 +2769,7 @@
           <w:szCs w:val="24"/>
           <w:lang w:val="en-US"/>
         </w:rPr>
-        <w:t xml:space="preserve"> The deficit remaining after Solar_t and Battery</w:t>
-      </w:r>
-      <w:r>
-        <w:rPr>
-          <w:rFonts w:ascii="Arial" w:hAnsi="Arial" w:cs="Arial"/>
-          <w:sz w:val="24"/>
-          <w:szCs w:val="24"/>
-          <w:lang w:val="en-US"/>
-        </w:rPr>
-        <w:t xml:space="preserve"> </w:t>
-      </w:r>
-      <w:r>
-        <w:rPr>
-          <w:rFonts w:ascii="Arial" w:hAnsi="Arial" w:cs="Arial"/>
-          <w:sz w:val="24"/>
-          <w:szCs w:val="24"/>
-          <w:lang w:val="en-US"/>
-        </w:rPr>
-        <w:t>Discharge are applied to the load.</w:t>
+        <w:t xml:space="preserve"> The deficit remaining after Solar_t and Battery Discharge are applied to the load.</w:t>
       </w:r>
     </w:p>
     <w:p>
@@ -3041,7 +3036,6 @@
           <w:szCs w:val="24"/>
           <w:lang w:val="en-US"/>
         </w:rPr>
-        <w:lastRenderedPageBreak/>
         <w:t>How will our hourly simulation look like:</w:t>
       </w:r>
     </w:p>
@@ -5259,16 +5253,7 @@
           <w:szCs w:val="24"/>
           <w:lang w:val="en-US"/>
         </w:rPr>
-        <w:t>NREL ATB 2025 capital cost multipliers</w:t>
-      </w:r>
-      <w:r>
-        <w:rPr>
-          <w:rFonts w:ascii="Arial" w:hAnsi="Arial" w:cs="Arial"/>
-          <w:sz w:val="24"/>
-          <w:szCs w:val="24"/>
-          <w:lang w:val="en-US"/>
-        </w:rPr>
-        <w:t xml:space="preserve"> </w:t>
+        <w:t xml:space="preserve">NREL ATB 2025 capital cost multipliers </w:t>
       </w:r>
       <w:hyperlink r:id="rId10" w:history="1">
         <w:r>
@@ -5315,16 +5300,7 @@
           <w:szCs w:val="24"/>
           <w:lang w:val="en-US"/>
         </w:rPr>
-        <w:t xml:space="preserve"> regional fuel price forecasts</w:t>
-      </w:r>
-      <w:r>
-        <w:rPr>
-          <w:rFonts w:ascii="Arial" w:hAnsi="Arial" w:cs="Arial"/>
-          <w:sz w:val="24"/>
-          <w:szCs w:val="24"/>
-          <w:lang w:val="en-US"/>
-        </w:rPr>
-        <w:t xml:space="preserve"> </w:t>
+        <w:t xml:space="preserve"> regional fuel price forecasts </w:t>
       </w:r>
       <w:hyperlink r:id="rId11" w:history="1">
         <w:r>
@@ -5360,16 +5336,7 @@
           <w:szCs w:val="24"/>
           <w:lang w:val="en-US"/>
         </w:rPr>
-        <w:t>EIA AEO 2025</w:t>
-      </w:r>
-      <w:r>
-        <w:rPr>
-          <w:rFonts w:ascii="Arial" w:hAnsi="Arial" w:cs="Arial"/>
-          <w:sz w:val="24"/>
-          <w:szCs w:val="24"/>
-          <w:lang w:val="en-US"/>
-        </w:rPr>
-        <w:t xml:space="preserve"> (for capacity factors)</w:t>
+        <w:t>EIA AEO 2025 (for capacity factors)</w:t>
       </w:r>
       <w:r>
         <w:rPr>
@@ -5465,6 +5432,7 @@
               <w:szCs w:val="24"/>
               <w:lang w:val="en-US"/>
             </w:rPr>
+            <w:lastRenderedPageBreak/>
             <m:t xml:space="preserve">sLCOE= </m:t>
           </m:r>
           <m:f>
@@ -5902,7 +5870,6 @@
           <w:szCs w:val="24"/>
           <w:lang w:val="en-US"/>
         </w:rPr>
-        <w:lastRenderedPageBreak/>
         <w:t>E</w:t>
       </w:r>
       <w:r>
@@ -6165,25 +6132,7 @@
                   <w:szCs w:val="24"/>
                   <w:lang w:val="en-US"/>
                 </w:rPr>
-                <m:t>(</m:t>
-              </m:r>
-              <m:r>
-                <w:rPr>
-                  <w:rFonts w:ascii="Cambria Math" w:hAnsi="Cambria Math" w:cs="Arial"/>
-                  <w:sz w:val="24"/>
-                  <w:szCs w:val="24"/>
-                  <w:lang w:val="en-US"/>
-                </w:rPr>
-                <m:t>P</m:t>
-              </m:r>
-              <m:r>
-                <w:rPr>
-                  <w:rFonts w:ascii="Cambria Math" w:hAnsi="Cambria Math" w:cs="Arial"/>
-                  <w:sz w:val="24"/>
-                  <w:szCs w:val="24"/>
-                  <w:lang w:val="en-US"/>
-                </w:rPr>
-                <m:t>gri</m:t>
+                <m:t>(Pgri</m:t>
               </m:r>
               <m:sSub>
                 <m:sSubPr>
@@ -7179,6 +7128,7 @@
           <w:szCs w:val="24"/>
           <w:lang w:val="en-US"/>
         </w:rPr>
+        <w:lastRenderedPageBreak/>
         <w:t>SPP:</w:t>
       </w:r>
       <w:r>
@@ -7273,7 +7223,6 @@
           <w:szCs w:val="24"/>
           <w:lang w:val="en-US"/>
         </w:rPr>
-        <w:lastRenderedPageBreak/>
         <w:t xml:space="preserve">ISO-NE: </w:t>
       </w:r>
       <w:hyperlink r:id="rId18" w:history="1">
@@ -8953,6 +8902,7 @@
   <w:style w:type="character" w:default="1" w:styleId="DefaultParagraphFont">
     <w:name w:val="Default Paragraph Font"/>
     <w:uiPriority w:val="1"/>
+    <w:semiHidden/>
     <w:unhideWhenUsed/>
   </w:style>
   <w:style w:type="table" w:default="1" w:styleId="TableNormal">

--- a/Baseline_methodology+data.docx
+++ b/Baseline_methodology+data.docx
@@ -129,6 +129,7 @@
                 <w:lang w:eastAsia="el-GR"/>
               </w:rPr>
             </w:pPr>
+            <w:proofErr w:type="spellStart"/>
             <w:r>
               <w:rPr>
                 <w:rFonts w:ascii="Arial" w:eastAsia="Times New Roman" w:hAnsi="Arial" w:cs="Arial"/>
@@ -140,7 +141,77 @@
                 <w:bdr w:val="none" w:sz="0" w:space="0" w:color="auto" w:frame="1"/>
                 <w:lang w:eastAsia="el-GR"/>
               </w:rPr>
-              <w:t>Outside Temp (Tamb​)</w:t>
+              <w:t>Outside</w:t>
+            </w:r>
+            <w:proofErr w:type="spellEnd"/>
+            <w:r>
+              <w:rPr>
+                <w:rFonts w:ascii="Arial" w:eastAsia="Times New Roman" w:hAnsi="Arial" w:cs="Arial"/>
+                <w:b/>
+                <w:bCs/>
+                <w:color w:val="1F1F1F"/>
+                <w:sz w:val="24"/>
+                <w:szCs w:val="24"/>
+                <w:bdr w:val="none" w:sz="0" w:space="0" w:color="auto" w:frame="1"/>
+                <w:lang w:eastAsia="el-GR"/>
+              </w:rPr>
+              <w:t xml:space="preserve"> </w:t>
+            </w:r>
+            <w:proofErr w:type="spellStart"/>
+            <w:r>
+              <w:rPr>
+                <w:rFonts w:ascii="Arial" w:eastAsia="Times New Roman" w:hAnsi="Arial" w:cs="Arial"/>
+                <w:b/>
+                <w:bCs/>
+                <w:color w:val="1F1F1F"/>
+                <w:sz w:val="24"/>
+                <w:szCs w:val="24"/>
+                <w:bdr w:val="none" w:sz="0" w:space="0" w:color="auto" w:frame="1"/>
+                <w:lang w:eastAsia="el-GR"/>
+              </w:rPr>
+              <w:t>Temp</w:t>
+            </w:r>
+            <w:proofErr w:type="spellEnd"/>
+            <w:r>
+              <w:rPr>
+                <w:rFonts w:ascii="Arial" w:eastAsia="Times New Roman" w:hAnsi="Arial" w:cs="Arial"/>
+                <w:b/>
+                <w:bCs/>
+                <w:color w:val="1F1F1F"/>
+                <w:sz w:val="24"/>
+                <w:szCs w:val="24"/>
+                <w:bdr w:val="none" w:sz="0" w:space="0" w:color="auto" w:frame="1"/>
+                <w:lang w:eastAsia="el-GR"/>
+              </w:rPr>
+              <w:t xml:space="preserve"> (</w:t>
+            </w:r>
+            <w:proofErr w:type="spellStart"/>
+            <w:r>
+              <w:rPr>
+                <w:rFonts w:ascii="Arial" w:eastAsia="Times New Roman" w:hAnsi="Arial" w:cs="Arial"/>
+                <w:b/>
+                <w:bCs/>
+                <w:color w:val="1F1F1F"/>
+                <w:sz w:val="24"/>
+                <w:szCs w:val="24"/>
+                <w:bdr w:val="none" w:sz="0" w:space="0" w:color="auto" w:frame="1"/>
+                <w:lang w:eastAsia="el-GR"/>
+              </w:rPr>
+              <w:t>Tamb</w:t>
+            </w:r>
+            <w:proofErr w:type="spellEnd"/>
+            <w:r>
+              <w:rPr>
+                <w:rFonts w:ascii="Arial" w:eastAsia="Times New Roman" w:hAnsi="Arial" w:cs="Arial"/>
+                <w:b/>
+                <w:bCs/>
+                <w:color w:val="1F1F1F"/>
+                <w:sz w:val="24"/>
+                <w:szCs w:val="24"/>
+                <w:bdr w:val="none" w:sz="0" w:space="0" w:color="auto" w:frame="1"/>
+                <w:lang w:eastAsia="el-GR"/>
+              </w:rPr>
+              <w:t>​)</w:t>
             </w:r>
           </w:p>
         </w:tc>
@@ -173,6 +244,7 @@
                 <w:lang w:eastAsia="el-GR"/>
               </w:rPr>
             </w:pPr>
+            <w:proofErr w:type="spellStart"/>
             <w:r>
               <w:rPr>
                 <w:rFonts w:ascii="Arial" w:eastAsia="Times New Roman" w:hAnsi="Arial" w:cs="Arial"/>
@@ -184,8 +256,37 @@
                 <w:bdr w:val="none" w:sz="0" w:space="0" w:color="auto" w:frame="1"/>
                 <w:lang w:eastAsia="el-GR"/>
               </w:rPr>
-              <w:t>Cooling Mode</w:t>
-            </w:r>
+              <w:t>Cooling</w:t>
+            </w:r>
+            <w:proofErr w:type="spellEnd"/>
+            <w:r>
+              <w:rPr>
+                <w:rFonts w:ascii="Arial" w:eastAsia="Times New Roman" w:hAnsi="Arial" w:cs="Arial"/>
+                <w:b/>
+                <w:bCs/>
+                <w:color w:val="1F1F1F"/>
+                <w:sz w:val="24"/>
+                <w:szCs w:val="24"/>
+                <w:bdr w:val="none" w:sz="0" w:space="0" w:color="auto" w:frame="1"/>
+                <w:lang w:eastAsia="el-GR"/>
+              </w:rPr>
+              <w:t xml:space="preserve"> </w:t>
+            </w:r>
+            <w:proofErr w:type="spellStart"/>
+            <w:r>
+              <w:rPr>
+                <w:rFonts w:ascii="Arial" w:eastAsia="Times New Roman" w:hAnsi="Arial" w:cs="Arial"/>
+                <w:b/>
+                <w:bCs/>
+                <w:color w:val="1F1F1F"/>
+                <w:sz w:val="24"/>
+                <w:szCs w:val="24"/>
+                <w:bdr w:val="none" w:sz="0" w:space="0" w:color="auto" w:frame="1"/>
+                <w:lang w:eastAsia="el-GR"/>
+              </w:rPr>
+              <w:t>Mode</w:t>
+            </w:r>
+            <w:proofErr w:type="spellEnd"/>
           </w:p>
         </w:tc>
         <w:tc>
@@ -228,8 +329,23 @@
                 <w:bdr w:val="none" w:sz="0" w:space="0" w:color="auto" w:frame="1"/>
                 <w:lang w:eastAsia="el-GR"/>
               </w:rPr>
-              <w:t>PUE Value</w:t>
-            </w:r>
+              <w:t xml:space="preserve">PUE </w:t>
+            </w:r>
+            <w:proofErr w:type="spellStart"/>
+            <w:r>
+              <w:rPr>
+                <w:rFonts w:ascii="Arial" w:eastAsia="Times New Roman" w:hAnsi="Arial" w:cs="Arial"/>
+                <w:b/>
+                <w:bCs/>
+                <w:color w:val="1F1F1F"/>
+                <w:sz w:val="24"/>
+                <w:szCs w:val="24"/>
+                <w:bdr w:val="none" w:sz="0" w:space="0" w:color="auto" w:frame="1"/>
+                <w:lang w:eastAsia="el-GR"/>
+              </w:rPr>
+              <w:t>Value</w:t>
+            </w:r>
+            <w:proofErr w:type="spellEnd"/>
           </w:p>
         </w:tc>
         <w:tc>
@@ -272,8 +388,23 @@
                 <w:bdr w:val="none" w:sz="0" w:space="0" w:color="auto" w:frame="1"/>
                 <w:lang w:eastAsia="el-GR"/>
               </w:rPr>
-              <w:t>ISO Impact</w:t>
-            </w:r>
+              <w:t xml:space="preserve">ISO </w:t>
+            </w:r>
+            <w:proofErr w:type="spellStart"/>
+            <w:r>
+              <w:rPr>
+                <w:rFonts w:ascii="Arial" w:eastAsia="Times New Roman" w:hAnsi="Arial" w:cs="Arial"/>
+                <w:b/>
+                <w:bCs/>
+                <w:color w:val="1F1F1F"/>
+                <w:sz w:val="24"/>
+                <w:szCs w:val="24"/>
+                <w:bdr w:val="none" w:sz="0" w:space="0" w:color="auto" w:frame="1"/>
+                <w:lang w:eastAsia="el-GR"/>
+              </w:rPr>
+              <w:t>Impact</w:t>
+            </w:r>
+            <w:proofErr w:type="spellEnd"/>
           </w:p>
         </w:tc>
       </w:tr>
@@ -363,7 +494,55 @@
                 <w:bdr w:val="none" w:sz="0" w:space="0" w:color="auto" w:frame="1"/>
                 <w:lang w:eastAsia="el-GR"/>
               </w:rPr>
-              <w:t>Free Cooling (Economizer)</w:t>
+              <w:t xml:space="preserve">Free </w:t>
+            </w:r>
+            <w:proofErr w:type="spellStart"/>
+            <w:r>
+              <w:rPr>
+                <w:rFonts w:ascii="Arial" w:eastAsia="Times New Roman" w:hAnsi="Arial" w:cs="Arial"/>
+                <w:color w:val="1F1F1F"/>
+                <w:sz w:val="24"/>
+                <w:szCs w:val="24"/>
+                <w:bdr w:val="none" w:sz="0" w:space="0" w:color="auto" w:frame="1"/>
+                <w:lang w:eastAsia="el-GR"/>
+              </w:rPr>
+              <w:t>Cooling</w:t>
+            </w:r>
+            <w:proofErr w:type="spellEnd"/>
+            <w:r>
+              <w:rPr>
+                <w:rFonts w:ascii="Arial" w:eastAsia="Times New Roman" w:hAnsi="Arial" w:cs="Arial"/>
+                <w:color w:val="1F1F1F"/>
+                <w:sz w:val="24"/>
+                <w:szCs w:val="24"/>
+                <w:bdr w:val="none" w:sz="0" w:space="0" w:color="auto" w:frame="1"/>
+                <w:lang w:eastAsia="el-GR"/>
+              </w:rPr>
+              <w:t xml:space="preserve"> (</w:t>
+            </w:r>
+            <w:proofErr w:type="spellStart"/>
+            <w:r>
+              <w:rPr>
+                <w:rFonts w:ascii="Arial" w:eastAsia="Times New Roman" w:hAnsi="Arial" w:cs="Arial"/>
+                <w:color w:val="1F1F1F"/>
+                <w:sz w:val="24"/>
+                <w:szCs w:val="24"/>
+                <w:bdr w:val="none" w:sz="0" w:space="0" w:color="auto" w:frame="1"/>
+                <w:lang w:eastAsia="el-GR"/>
+              </w:rPr>
+              <w:t>Economizer</w:t>
+            </w:r>
+            <w:proofErr w:type="spellEnd"/>
+            <w:r>
+              <w:rPr>
+                <w:rFonts w:ascii="Arial" w:eastAsia="Times New Roman" w:hAnsi="Arial" w:cs="Arial"/>
+                <w:color w:val="1F1F1F"/>
+                <w:sz w:val="24"/>
+                <w:szCs w:val="24"/>
+                <w:bdr w:val="none" w:sz="0" w:space="0" w:color="auto" w:frame="1"/>
+                <w:lang w:eastAsia="el-GR"/>
+              </w:rPr>
+              <w:t>)</w:t>
             </w:r>
           </w:p>
         </w:tc>
@@ -498,7 +677,35 @@
                 <w:bdr w:val="none" w:sz="0" w:space="0" w:color="auto" w:frame="1"/>
                 <w:lang w:eastAsia="el-GR"/>
               </w:rPr>
-              <w:t>10°C to 25°C</w:t>
+              <w:t xml:space="preserve">10°C </w:t>
+            </w:r>
+            <w:proofErr w:type="spellStart"/>
+            <w:r>
+              <w:rPr>
+                <w:rFonts w:ascii="Arial" w:eastAsia="Times New Roman" w:hAnsi="Arial" w:cs="Arial"/>
+                <w:b/>
+                <w:bCs/>
+                <w:color w:val="1F1F1F"/>
+                <w:sz w:val="24"/>
+                <w:szCs w:val="24"/>
+                <w:bdr w:val="none" w:sz="0" w:space="0" w:color="auto" w:frame="1"/>
+                <w:lang w:eastAsia="el-GR"/>
+              </w:rPr>
+              <w:t>to</w:t>
+            </w:r>
+            <w:proofErr w:type="spellEnd"/>
+            <w:r>
+              <w:rPr>
+                <w:rFonts w:ascii="Arial" w:eastAsia="Times New Roman" w:hAnsi="Arial" w:cs="Arial"/>
+                <w:b/>
+                <w:bCs/>
+                <w:color w:val="1F1F1F"/>
+                <w:sz w:val="24"/>
+                <w:szCs w:val="24"/>
+                <w:bdr w:val="none" w:sz="0" w:space="0" w:color="auto" w:frame="1"/>
+                <w:lang w:eastAsia="el-GR"/>
+              </w:rPr>
+              <w:t xml:space="preserve"> 25°C</w:t>
             </w:r>
           </w:p>
         </w:tc>
@@ -540,8 +747,45 @@
                 <w:bdr w:val="none" w:sz="0" w:space="0" w:color="auto" w:frame="1"/>
                 <w:lang w:eastAsia="el-GR"/>
               </w:rPr>
-              <w:t>Standard Liquid Cooling</w:t>
-            </w:r>
+              <w:t xml:space="preserve">Standard </w:t>
+            </w:r>
+            <w:proofErr w:type="spellStart"/>
+            <w:r>
+              <w:rPr>
+                <w:rFonts w:ascii="Arial" w:eastAsia="Times New Roman" w:hAnsi="Arial" w:cs="Arial"/>
+                <w:color w:val="1F1F1F"/>
+                <w:sz w:val="24"/>
+                <w:szCs w:val="24"/>
+                <w:bdr w:val="none" w:sz="0" w:space="0" w:color="auto" w:frame="1"/>
+                <w:lang w:eastAsia="el-GR"/>
+              </w:rPr>
+              <w:t>Liquid</w:t>
+            </w:r>
+            <w:proofErr w:type="spellEnd"/>
+            <w:r>
+              <w:rPr>
+                <w:rFonts w:ascii="Arial" w:eastAsia="Times New Roman" w:hAnsi="Arial" w:cs="Arial"/>
+                <w:color w:val="1F1F1F"/>
+                <w:sz w:val="24"/>
+                <w:szCs w:val="24"/>
+                <w:bdr w:val="none" w:sz="0" w:space="0" w:color="auto" w:frame="1"/>
+                <w:lang w:eastAsia="el-GR"/>
+              </w:rPr>
+              <w:t xml:space="preserve"> </w:t>
+            </w:r>
+            <w:proofErr w:type="spellStart"/>
+            <w:r>
+              <w:rPr>
+                <w:rFonts w:ascii="Arial" w:eastAsia="Times New Roman" w:hAnsi="Arial" w:cs="Arial"/>
+                <w:color w:val="1F1F1F"/>
+                <w:sz w:val="24"/>
+                <w:szCs w:val="24"/>
+                <w:bdr w:val="none" w:sz="0" w:space="0" w:color="auto" w:frame="1"/>
+                <w:lang w:eastAsia="el-GR"/>
+              </w:rPr>
+              <w:t>Cooling</w:t>
+            </w:r>
+            <w:proofErr w:type="spellEnd"/>
           </w:p>
         </w:tc>
         <w:tc>
@@ -617,17 +861,91 @@
                 <w:lang w:eastAsia="el-GR"/>
               </w:rPr>
             </w:pPr>
-            <w:r>
-              <w:rPr>
-                <w:rFonts w:ascii="Arial" w:eastAsia="Times New Roman" w:hAnsi="Arial" w:cs="Arial"/>
-                <w:color w:val="1F1F1F"/>
-                <w:sz w:val="24"/>
-                <w:szCs w:val="24"/>
-                <w:bdr w:val="none" w:sz="0" w:space="0" w:color="auto" w:frame="1"/>
-                <w:lang w:eastAsia="el-GR"/>
-              </w:rPr>
-              <w:t>Typical Spring/Fall logic</w:t>
-            </w:r>
+            <w:proofErr w:type="spellStart"/>
+            <w:r>
+              <w:rPr>
+                <w:rFonts w:ascii="Arial" w:eastAsia="Times New Roman" w:hAnsi="Arial" w:cs="Arial"/>
+                <w:color w:val="1F1F1F"/>
+                <w:sz w:val="24"/>
+                <w:szCs w:val="24"/>
+                <w:bdr w:val="none" w:sz="0" w:space="0" w:color="auto" w:frame="1"/>
+                <w:lang w:eastAsia="el-GR"/>
+              </w:rPr>
+              <w:t>Typical</w:t>
+            </w:r>
+            <w:proofErr w:type="spellEnd"/>
+            <w:r>
+              <w:rPr>
+                <w:rFonts w:ascii="Arial" w:eastAsia="Times New Roman" w:hAnsi="Arial" w:cs="Arial"/>
+                <w:color w:val="1F1F1F"/>
+                <w:sz w:val="24"/>
+                <w:szCs w:val="24"/>
+                <w:bdr w:val="none" w:sz="0" w:space="0" w:color="auto" w:frame="1"/>
+                <w:lang w:eastAsia="el-GR"/>
+              </w:rPr>
+              <w:t xml:space="preserve"> </w:t>
+            </w:r>
+            <w:proofErr w:type="spellStart"/>
+            <w:r>
+              <w:rPr>
+                <w:rFonts w:ascii="Arial" w:eastAsia="Times New Roman" w:hAnsi="Arial" w:cs="Arial"/>
+                <w:color w:val="1F1F1F"/>
+                <w:sz w:val="24"/>
+                <w:szCs w:val="24"/>
+                <w:bdr w:val="none" w:sz="0" w:space="0" w:color="auto" w:frame="1"/>
+                <w:lang w:eastAsia="el-GR"/>
+              </w:rPr>
+              <w:t>Spring</w:t>
+            </w:r>
+            <w:proofErr w:type="spellEnd"/>
+            <w:r>
+              <w:rPr>
+                <w:rFonts w:ascii="Arial" w:eastAsia="Times New Roman" w:hAnsi="Arial" w:cs="Arial"/>
+                <w:color w:val="1F1F1F"/>
+                <w:sz w:val="24"/>
+                <w:szCs w:val="24"/>
+                <w:bdr w:val="none" w:sz="0" w:space="0" w:color="auto" w:frame="1"/>
+                <w:lang w:eastAsia="el-GR"/>
+              </w:rPr>
+              <w:t>/</w:t>
+            </w:r>
+            <w:proofErr w:type="spellStart"/>
+            <w:r>
+              <w:rPr>
+                <w:rFonts w:ascii="Arial" w:eastAsia="Times New Roman" w:hAnsi="Arial" w:cs="Arial"/>
+                <w:color w:val="1F1F1F"/>
+                <w:sz w:val="24"/>
+                <w:szCs w:val="24"/>
+                <w:bdr w:val="none" w:sz="0" w:space="0" w:color="auto" w:frame="1"/>
+                <w:lang w:eastAsia="el-GR"/>
+              </w:rPr>
+              <w:t>Fall</w:t>
+            </w:r>
+            <w:proofErr w:type="spellEnd"/>
+            <w:r>
+              <w:rPr>
+                <w:rFonts w:ascii="Arial" w:eastAsia="Times New Roman" w:hAnsi="Arial" w:cs="Arial"/>
+                <w:color w:val="1F1F1F"/>
+                <w:sz w:val="24"/>
+                <w:szCs w:val="24"/>
+                <w:bdr w:val="none" w:sz="0" w:space="0" w:color="auto" w:frame="1"/>
+                <w:lang w:eastAsia="el-GR"/>
+              </w:rPr>
+              <w:t xml:space="preserve"> </w:t>
+            </w:r>
+            <w:proofErr w:type="spellStart"/>
+            <w:r>
+              <w:rPr>
+                <w:rFonts w:ascii="Arial" w:eastAsia="Times New Roman" w:hAnsi="Arial" w:cs="Arial"/>
+                <w:color w:val="1F1F1F"/>
+                <w:sz w:val="24"/>
+                <w:szCs w:val="24"/>
+                <w:bdr w:val="none" w:sz="0" w:space="0" w:color="auto" w:frame="1"/>
+                <w:lang w:eastAsia="el-GR"/>
+              </w:rPr>
+              <w:t>logic</w:t>
+            </w:r>
+            <w:proofErr w:type="spellEnd"/>
           </w:p>
         </w:tc>
       </w:tr>
@@ -675,7 +993,35 @@
                 <w:bdr w:val="none" w:sz="0" w:space="0" w:color="auto" w:frame="1"/>
                 <w:lang w:eastAsia="el-GR"/>
               </w:rPr>
-              <w:t>25°C to 35°C</w:t>
+              <w:t xml:space="preserve">25°C </w:t>
+            </w:r>
+            <w:proofErr w:type="spellStart"/>
+            <w:r>
+              <w:rPr>
+                <w:rFonts w:ascii="Arial" w:eastAsia="Times New Roman" w:hAnsi="Arial" w:cs="Arial"/>
+                <w:b/>
+                <w:bCs/>
+                <w:color w:val="1F1F1F"/>
+                <w:sz w:val="24"/>
+                <w:szCs w:val="24"/>
+                <w:bdr w:val="none" w:sz="0" w:space="0" w:color="auto" w:frame="1"/>
+                <w:lang w:eastAsia="el-GR"/>
+              </w:rPr>
+              <w:t>to</w:t>
+            </w:r>
+            <w:proofErr w:type="spellEnd"/>
+            <w:r>
+              <w:rPr>
+                <w:rFonts w:ascii="Arial" w:eastAsia="Times New Roman" w:hAnsi="Arial" w:cs="Arial"/>
+                <w:b/>
+                <w:bCs/>
+                <w:color w:val="1F1F1F"/>
+                <w:sz w:val="24"/>
+                <w:szCs w:val="24"/>
+                <w:bdr w:val="none" w:sz="0" w:space="0" w:color="auto" w:frame="1"/>
+                <w:lang w:eastAsia="el-GR"/>
+              </w:rPr>
+              <w:t xml:space="preserve"> 35°C</w:t>
             </w:r>
           </w:p>
         </w:tc>
@@ -708,17 +1054,67 @@
                 <w:lang w:eastAsia="el-GR"/>
               </w:rPr>
             </w:pPr>
-            <w:r>
-              <w:rPr>
-                <w:rFonts w:ascii="Arial" w:eastAsia="Times New Roman" w:hAnsi="Arial" w:cs="Arial"/>
-                <w:color w:val="1F1F1F"/>
-                <w:sz w:val="24"/>
-                <w:szCs w:val="24"/>
-                <w:bdr w:val="none" w:sz="0" w:space="0" w:color="auto" w:frame="1"/>
-                <w:lang w:eastAsia="el-GR"/>
-              </w:rPr>
-              <w:t>Hybrid / Assisted Cooling</w:t>
-            </w:r>
+            <w:proofErr w:type="spellStart"/>
+            <w:r>
+              <w:rPr>
+                <w:rFonts w:ascii="Arial" w:eastAsia="Times New Roman" w:hAnsi="Arial" w:cs="Arial"/>
+                <w:color w:val="1F1F1F"/>
+                <w:sz w:val="24"/>
+                <w:szCs w:val="24"/>
+                <w:bdr w:val="none" w:sz="0" w:space="0" w:color="auto" w:frame="1"/>
+                <w:lang w:eastAsia="el-GR"/>
+              </w:rPr>
+              <w:t>Hybrid</w:t>
+            </w:r>
+            <w:proofErr w:type="spellEnd"/>
+            <w:r>
+              <w:rPr>
+                <w:rFonts w:ascii="Arial" w:eastAsia="Times New Roman" w:hAnsi="Arial" w:cs="Arial"/>
+                <w:color w:val="1F1F1F"/>
+                <w:sz w:val="24"/>
+                <w:szCs w:val="24"/>
+                <w:bdr w:val="none" w:sz="0" w:space="0" w:color="auto" w:frame="1"/>
+                <w:lang w:eastAsia="el-GR"/>
+              </w:rPr>
+              <w:t xml:space="preserve"> / </w:t>
+            </w:r>
+            <w:proofErr w:type="spellStart"/>
+            <w:r>
+              <w:rPr>
+                <w:rFonts w:ascii="Arial" w:eastAsia="Times New Roman" w:hAnsi="Arial" w:cs="Arial"/>
+                <w:color w:val="1F1F1F"/>
+                <w:sz w:val="24"/>
+                <w:szCs w:val="24"/>
+                <w:bdr w:val="none" w:sz="0" w:space="0" w:color="auto" w:frame="1"/>
+                <w:lang w:eastAsia="el-GR"/>
+              </w:rPr>
+              <w:t>Assisted</w:t>
+            </w:r>
+            <w:proofErr w:type="spellEnd"/>
+            <w:r>
+              <w:rPr>
+                <w:rFonts w:ascii="Arial" w:eastAsia="Times New Roman" w:hAnsi="Arial" w:cs="Arial"/>
+                <w:color w:val="1F1F1F"/>
+                <w:sz w:val="24"/>
+                <w:szCs w:val="24"/>
+                <w:bdr w:val="none" w:sz="0" w:space="0" w:color="auto" w:frame="1"/>
+                <w:lang w:eastAsia="el-GR"/>
+              </w:rPr>
+              <w:t xml:space="preserve"> </w:t>
+            </w:r>
+            <w:proofErr w:type="spellStart"/>
+            <w:r>
+              <w:rPr>
+                <w:rFonts w:ascii="Arial" w:eastAsia="Times New Roman" w:hAnsi="Arial" w:cs="Arial"/>
+                <w:color w:val="1F1F1F"/>
+                <w:sz w:val="24"/>
+                <w:szCs w:val="24"/>
+                <w:bdr w:val="none" w:sz="0" w:space="0" w:color="auto" w:frame="1"/>
+                <w:lang w:eastAsia="el-GR"/>
+              </w:rPr>
+              <w:t>Cooling</w:t>
+            </w:r>
+            <w:proofErr w:type="spellEnd"/>
           </w:p>
         </w:tc>
         <w:tc>
@@ -885,17 +1281,67 @@
                 <w:lang w:eastAsia="el-GR"/>
               </w:rPr>
             </w:pPr>
-            <w:r>
-              <w:rPr>
-                <w:rFonts w:ascii="Arial" w:eastAsia="Times New Roman" w:hAnsi="Arial" w:cs="Arial"/>
-                <w:color w:val="1F1F1F"/>
-                <w:sz w:val="24"/>
-                <w:szCs w:val="24"/>
-                <w:bdr w:val="none" w:sz="0" w:space="0" w:color="auto" w:frame="1"/>
-                <w:lang w:eastAsia="el-GR"/>
-              </w:rPr>
-              <w:t>Max Mechanical Chilling</w:t>
-            </w:r>
+            <w:proofErr w:type="spellStart"/>
+            <w:r>
+              <w:rPr>
+                <w:rFonts w:ascii="Arial" w:eastAsia="Times New Roman" w:hAnsi="Arial" w:cs="Arial"/>
+                <w:color w:val="1F1F1F"/>
+                <w:sz w:val="24"/>
+                <w:szCs w:val="24"/>
+                <w:bdr w:val="none" w:sz="0" w:space="0" w:color="auto" w:frame="1"/>
+                <w:lang w:eastAsia="el-GR"/>
+              </w:rPr>
+              <w:t>Max</w:t>
+            </w:r>
+            <w:proofErr w:type="spellEnd"/>
+            <w:r>
+              <w:rPr>
+                <w:rFonts w:ascii="Arial" w:eastAsia="Times New Roman" w:hAnsi="Arial" w:cs="Arial"/>
+                <w:color w:val="1F1F1F"/>
+                <w:sz w:val="24"/>
+                <w:szCs w:val="24"/>
+                <w:bdr w:val="none" w:sz="0" w:space="0" w:color="auto" w:frame="1"/>
+                <w:lang w:eastAsia="el-GR"/>
+              </w:rPr>
+              <w:t xml:space="preserve"> </w:t>
+            </w:r>
+            <w:proofErr w:type="spellStart"/>
+            <w:r>
+              <w:rPr>
+                <w:rFonts w:ascii="Arial" w:eastAsia="Times New Roman" w:hAnsi="Arial" w:cs="Arial"/>
+                <w:color w:val="1F1F1F"/>
+                <w:sz w:val="24"/>
+                <w:szCs w:val="24"/>
+                <w:bdr w:val="none" w:sz="0" w:space="0" w:color="auto" w:frame="1"/>
+                <w:lang w:eastAsia="el-GR"/>
+              </w:rPr>
+              <w:t>Mechanical</w:t>
+            </w:r>
+            <w:proofErr w:type="spellEnd"/>
+            <w:r>
+              <w:rPr>
+                <w:rFonts w:ascii="Arial" w:eastAsia="Times New Roman" w:hAnsi="Arial" w:cs="Arial"/>
+                <w:color w:val="1F1F1F"/>
+                <w:sz w:val="24"/>
+                <w:szCs w:val="24"/>
+                <w:bdr w:val="none" w:sz="0" w:space="0" w:color="auto" w:frame="1"/>
+                <w:lang w:eastAsia="el-GR"/>
+              </w:rPr>
+              <w:t xml:space="preserve"> </w:t>
+            </w:r>
+            <w:proofErr w:type="spellStart"/>
+            <w:r>
+              <w:rPr>
+                <w:rFonts w:ascii="Arial" w:eastAsia="Times New Roman" w:hAnsi="Arial" w:cs="Arial"/>
+                <w:color w:val="1F1F1F"/>
+                <w:sz w:val="24"/>
+                <w:szCs w:val="24"/>
+                <w:bdr w:val="none" w:sz="0" w:space="0" w:color="auto" w:frame="1"/>
+                <w:lang w:eastAsia="el-GR"/>
+              </w:rPr>
+              <w:t>Chilling</w:t>
+            </w:r>
+            <w:proofErr w:type="spellEnd"/>
           </w:p>
         </w:tc>
         <w:tc>
@@ -971,16 +1417,53 @@
                 <w:lang w:eastAsia="el-GR"/>
               </w:rPr>
             </w:pPr>
-            <w:r>
-              <w:rPr>
-                <w:rFonts w:ascii="Arial" w:eastAsia="Times New Roman" w:hAnsi="Arial" w:cs="Arial"/>
-                <w:color w:val="1F1F1F"/>
-                <w:sz w:val="24"/>
-                <w:szCs w:val="24"/>
-                <w:bdr w:val="none" w:sz="0" w:space="0" w:color="auto" w:frame="1"/>
-                <w:lang w:eastAsia="el-GR"/>
-              </w:rPr>
-              <w:t>Summer Afternoons in ERCOT</w:t>
+            <w:proofErr w:type="spellStart"/>
+            <w:r>
+              <w:rPr>
+                <w:rFonts w:ascii="Arial" w:eastAsia="Times New Roman" w:hAnsi="Arial" w:cs="Arial"/>
+                <w:color w:val="1F1F1F"/>
+                <w:sz w:val="24"/>
+                <w:szCs w:val="24"/>
+                <w:bdr w:val="none" w:sz="0" w:space="0" w:color="auto" w:frame="1"/>
+                <w:lang w:eastAsia="el-GR"/>
+              </w:rPr>
+              <w:t>Summer</w:t>
+            </w:r>
+            <w:proofErr w:type="spellEnd"/>
+            <w:r>
+              <w:rPr>
+                <w:rFonts w:ascii="Arial" w:eastAsia="Times New Roman" w:hAnsi="Arial" w:cs="Arial"/>
+                <w:color w:val="1F1F1F"/>
+                <w:sz w:val="24"/>
+                <w:szCs w:val="24"/>
+                <w:bdr w:val="none" w:sz="0" w:space="0" w:color="auto" w:frame="1"/>
+                <w:lang w:eastAsia="el-GR"/>
+              </w:rPr>
+              <w:t xml:space="preserve"> </w:t>
+            </w:r>
+            <w:proofErr w:type="spellStart"/>
+            <w:r>
+              <w:rPr>
+                <w:rFonts w:ascii="Arial" w:eastAsia="Times New Roman" w:hAnsi="Arial" w:cs="Arial"/>
+                <w:color w:val="1F1F1F"/>
+                <w:sz w:val="24"/>
+                <w:szCs w:val="24"/>
+                <w:bdr w:val="none" w:sz="0" w:space="0" w:color="auto" w:frame="1"/>
+                <w:lang w:eastAsia="el-GR"/>
+              </w:rPr>
+              <w:t>Afternoons</w:t>
+            </w:r>
+            <w:proofErr w:type="spellEnd"/>
+            <w:r>
+              <w:rPr>
+                <w:rFonts w:ascii="Arial" w:eastAsia="Times New Roman" w:hAnsi="Arial" w:cs="Arial"/>
+                <w:color w:val="1F1F1F"/>
+                <w:sz w:val="24"/>
+                <w:szCs w:val="24"/>
+                <w:bdr w:val="none" w:sz="0" w:space="0" w:color="auto" w:frame="1"/>
+                <w:lang w:eastAsia="el-GR"/>
+              </w:rPr>
+              <w:t xml:space="preserve"> in ERCOT</w:t>
             </w:r>
           </w:p>
         </w:tc>
@@ -1000,6 +1483,51 @@
           <w:lang w:val="en-US"/>
         </w:rPr>
       </w:pPr>
+    </w:p>
+    <w:p>
+      <w:pPr>
+        <w:pBdr>
+          <w:bottom w:val="single" w:sz="4" w:space="1" w:color="auto"/>
+        </w:pBdr>
+        <w:rPr>
+          <w:rFonts w:ascii="Arial" w:hAnsi="Arial" w:cs="Arial"/>
+          <w:sz w:val="24"/>
+          <w:szCs w:val="24"/>
+          <w:lang w:val="en-US"/>
+        </w:rPr>
+      </w:pPr>
+      <w:r>
+        <w:rPr>
+          <w:rFonts w:ascii="Arial" w:hAnsi="Arial" w:cs="Arial"/>
+          <w:sz w:val="24"/>
+          <w:szCs w:val="24"/>
+          <w:highlight w:val="yellow"/>
+          <w:lang w:val="en-US"/>
+        </w:rPr>
+        <w:t xml:space="preserve">We will use </w:t>
+      </w:r>
+      <w:proofErr w:type="spellStart"/>
+      <w:r>
+        <w:rPr>
+          <w:rFonts w:ascii="Arial" w:hAnsi="Arial" w:cs="Arial"/>
+          <w:sz w:val="24"/>
+          <w:szCs w:val="24"/>
+          <w:highlight w:val="yellow"/>
+          <w:lang w:val="en-US"/>
+        </w:rPr>
+        <w:t>openmeteo</w:t>
+      </w:r>
+      <w:proofErr w:type="spellEnd"/>
+      <w:r>
+        <w:rPr>
+          <w:rFonts w:ascii="Arial" w:hAnsi="Arial" w:cs="Arial"/>
+          <w:sz w:val="24"/>
+          <w:szCs w:val="24"/>
+          <w:highlight w:val="yellow"/>
+          <w:lang w:val="en-US"/>
+        </w:rPr>
+        <w:t xml:space="preserve"> for temperature data of each location</w:t>
+      </w:r>
     </w:p>
     <w:p>
       <w:pPr>
@@ -1503,6 +2031,7 @@
           <w:szCs w:val="24"/>
         </w:rPr>
       </w:pPr>
+      <w:proofErr w:type="spellStart"/>
       <w:r>
         <w:rPr>
           <w:rFonts w:ascii="Arial" w:hAnsi="Arial" w:cs="Arial"/>
@@ -1512,7 +2041,19 @@
           <w:sz w:val="24"/>
           <w:szCs w:val="24"/>
         </w:rPr>
-        <w:t>Where:</w:t>
+        <w:t>Where</w:t>
+      </w:r>
+      <w:proofErr w:type="spellEnd"/>
+      <w:r>
+        <w:rPr>
+          <w:rFonts w:ascii="Arial" w:hAnsi="Arial" w:cs="Arial"/>
+          <w:b/>
+          <w:bCs/>
+          <w:i/>
+          <w:sz w:val="24"/>
+          <w:szCs w:val="24"/>
+        </w:rPr>
+        <w:t>:</w:t>
       </w:r>
     </w:p>
     <w:p>
@@ -1634,6 +2175,7 @@
             <w:sz w:val="24"/>
             <w:szCs w:val="24"/>
           </w:rPr>
+          <w:lastRenderedPageBreak/>
           <m:t>γ</m:t>
         </m:r>
       </m:oMath>
@@ -1729,6 +2271,7 @@
         </w:rPr>
         <w:t xml:space="preserve">: Estimated cell temperature, calculated as </w:t>
       </w:r>
+      <w:proofErr w:type="spellStart"/>
       <w:r>
         <w:rPr>
           <w:rFonts w:ascii="Arial" w:hAnsi="Arial" w:cs="Arial"/>
@@ -1739,6 +2282,7 @@
         </w:rPr>
         <w:t>Tambient</w:t>
       </w:r>
+      <w:proofErr w:type="spellEnd"/>
       <w:r>
         <w:rPr>
           <w:rFonts w:ascii="Arial" w:hAnsi="Arial" w:cs="Arial"/>
@@ -1929,8 +2473,9 @@
           <w:highlight w:val="yellow"/>
           <w:lang w:val="en-US"/>
         </w:rPr>
-        <w:t>use the PVWatts Calculator by NREL:</w:t>
-      </w:r>
+        <w:t xml:space="preserve">use the </w:t>
+      </w:r>
+      <w:proofErr w:type="spellStart"/>
       <w:r>
         <w:rPr>
           <w:rFonts w:ascii="Arial" w:hAnsi="Arial" w:cs="Arial"/>
@@ -1939,16 +2484,28 @@
           <w:highlight w:val="yellow"/>
           <w:lang w:val="en-US"/>
         </w:rPr>
+        <w:t>PVWatts</w:t>
+      </w:r>
+      <w:proofErr w:type="spellEnd"/>
+      <w:r>
+        <w:rPr>
+          <w:rFonts w:ascii="Arial" w:hAnsi="Arial" w:cs="Arial"/>
+          <w:sz w:val="24"/>
+          <w:szCs w:val="24"/>
+          <w:highlight w:val="yellow"/>
+          <w:lang w:val="en-US"/>
+        </w:rPr>
+        <w:t xml:space="preserve"> Calculator by NREL:</w:t>
+      </w:r>
+      <w:r>
+        <w:rPr>
+          <w:rFonts w:ascii="Arial" w:hAnsi="Arial" w:cs="Arial"/>
+          <w:sz w:val="24"/>
+          <w:szCs w:val="24"/>
+          <w:highlight w:val="yellow"/>
+          <w:lang w:val="en-US"/>
+        </w:rPr>
         <w:br/>
-      </w:r>
-      <w:r>
-        <w:rPr>
-          <w:rFonts w:ascii="Arial" w:hAnsi="Arial" w:cs="Arial"/>
-          <w:sz w:val="24"/>
-          <w:szCs w:val="24"/>
-          <w:highlight w:val="yellow"/>
-          <w:lang w:val="en-US"/>
-        </w:rPr>
         <w:t>https://developer.nlr.gov/docs/solar/pvwatts/v8/</w:t>
       </w:r>
     </w:p>
@@ -2769,7 +3326,27 @@
           <w:szCs w:val="24"/>
           <w:lang w:val="en-US"/>
         </w:rPr>
-        <w:t xml:space="preserve"> The deficit remaining after Solar_t and Battery Discharge are applied to the load.</w:t>
+        <w:t xml:space="preserve"> The deficit remaining after </w:t>
+      </w:r>
+      <w:proofErr w:type="spellStart"/>
+      <w:r>
+        <w:rPr>
+          <w:rFonts w:ascii="Arial" w:hAnsi="Arial" w:cs="Arial"/>
+          <w:sz w:val="24"/>
+          <w:szCs w:val="24"/>
+          <w:lang w:val="en-US"/>
+        </w:rPr>
+        <w:t>Solar_t</w:t>
+      </w:r>
+      <w:proofErr w:type="spellEnd"/>
+      <w:r>
+        <w:rPr>
+          <w:rFonts w:ascii="Arial" w:hAnsi="Arial" w:cs="Arial"/>
+          <w:sz w:val="24"/>
+          <w:szCs w:val="24"/>
+          <w:lang w:val="en-US"/>
+        </w:rPr>
+        <w:t xml:space="preserve"> and Battery Discharge are applied to the load.</w:t>
       </w:r>
     </w:p>
     <w:p>
@@ -2906,7 +3483,27 @@
           <w:szCs w:val="24"/>
           <w:lang w:val="en-US"/>
         </w:rPr>
-        <w:t>For times where demand cannot be satified from the microgrid we will import from the grid:</w:t>
+        <w:t xml:space="preserve">For times where demand cannot be </w:t>
+      </w:r>
+      <w:proofErr w:type="spellStart"/>
+      <w:r>
+        <w:rPr>
+          <w:rFonts w:ascii="Arial" w:hAnsi="Arial" w:cs="Arial"/>
+          <w:sz w:val="24"/>
+          <w:szCs w:val="24"/>
+          <w:lang w:val="en-US"/>
+        </w:rPr>
+        <w:t>satified</w:t>
+      </w:r>
+      <w:proofErr w:type="spellEnd"/>
+      <w:r>
+        <w:rPr>
+          <w:rFonts w:ascii="Arial" w:hAnsi="Arial" w:cs="Arial"/>
+          <w:sz w:val="24"/>
+          <w:szCs w:val="24"/>
+          <w:lang w:val="en-US"/>
+        </w:rPr>
+        <w:t xml:space="preserve"> from the microgrid we will import from the grid:</w:t>
       </w:r>
     </w:p>
     <w:p>
@@ -3095,6 +3692,7 @@
                 <w:lang w:eastAsia="el-GR"/>
               </w:rPr>
             </w:pPr>
+            <w:proofErr w:type="spellStart"/>
             <w:r>
               <w:rPr>
                 <w:rFonts w:ascii="Arial" w:eastAsia="Times New Roman" w:hAnsi="Arial" w:cs="Arial"/>
@@ -3106,7 +3704,21 @@
                 <w:bdr w:val="none" w:sz="0" w:space="0" w:color="auto" w:frame="1"/>
                 <w:lang w:eastAsia="el-GR"/>
               </w:rPr>
-              <w:t>Hour (t)</w:t>
+              <w:t>Hour</w:t>
+            </w:r>
+            <w:proofErr w:type="spellEnd"/>
+            <w:r>
+              <w:rPr>
+                <w:rFonts w:ascii="Arial" w:eastAsia="Times New Roman" w:hAnsi="Arial" w:cs="Arial"/>
+                <w:b/>
+                <w:bCs/>
+                <w:color w:val="1F1F1F"/>
+                <w:sz w:val="24"/>
+                <w:szCs w:val="24"/>
+                <w:bdr w:val="none" w:sz="0" w:space="0" w:color="auto" w:frame="1"/>
+                <w:lang w:eastAsia="el-GR"/>
+              </w:rPr>
+              <w:t xml:space="preserve"> (t)</w:t>
             </w:r>
           </w:p>
         </w:tc>
@@ -3140,6 +3752,7 @@
                 <w:lang w:eastAsia="el-GR"/>
               </w:rPr>
             </w:pPr>
+            <w:proofErr w:type="spellStart"/>
             <w:r>
               <w:rPr>
                 <w:rFonts w:ascii="Arial" w:eastAsia="Times New Roman" w:hAnsi="Arial" w:cs="Arial"/>
@@ -3151,7 +3764,21 @@
                 <w:bdr w:val="none" w:sz="0" w:space="0" w:color="auto" w:frame="1"/>
                 <w:lang w:eastAsia="el-GR"/>
               </w:rPr>
-              <w:t>Temp (</w:t>
+              <w:t>Temp</w:t>
+            </w:r>
+            <w:proofErr w:type="spellEnd"/>
+            <w:r>
+              <w:rPr>
+                <w:rFonts w:ascii="Arial" w:eastAsia="Times New Roman" w:hAnsi="Arial" w:cs="Arial"/>
+                <w:b/>
+                <w:bCs/>
+                <w:color w:val="1F1F1F"/>
+                <w:sz w:val="24"/>
+                <w:szCs w:val="24"/>
+                <w:bdr w:val="none" w:sz="0" w:space="0" w:color="auto" w:frame="1"/>
+                <w:lang w:eastAsia="el-GR"/>
+              </w:rPr>
+              <w:t xml:space="preserve"> (</w:t>
             </w:r>
             <w:r>
               <w:rPr>
@@ -3256,6 +3883,7 @@
                 <w:lang w:eastAsia="el-GR"/>
               </w:rPr>
             </w:pPr>
+            <w:proofErr w:type="spellStart"/>
             <w:r>
               <w:rPr>
                 <w:rFonts w:ascii="Arial" w:eastAsia="Times New Roman" w:hAnsi="Arial" w:cs="Arial"/>
@@ -3267,7 +3895,77 @@
                 <w:bdr w:val="none" w:sz="0" w:space="0" w:color="auto" w:frame="1"/>
                 <w:lang w:eastAsia="el-GR"/>
               </w:rPr>
-              <w:t>Total Load (Lt​)</w:t>
+              <w:t>Total</w:t>
+            </w:r>
+            <w:proofErr w:type="spellEnd"/>
+            <w:r>
+              <w:rPr>
+                <w:rFonts w:ascii="Arial" w:eastAsia="Times New Roman" w:hAnsi="Arial" w:cs="Arial"/>
+                <w:b/>
+                <w:bCs/>
+                <w:color w:val="1F1F1F"/>
+                <w:sz w:val="24"/>
+                <w:szCs w:val="24"/>
+                <w:bdr w:val="none" w:sz="0" w:space="0" w:color="auto" w:frame="1"/>
+                <w:lang w:eastAsia="el-GR"/>
+              </w:rPr>
+              <w:t xml:space="preserve"> </w:t>
+            </w:r>
+            <w:proofErr w:type="spellStart"/>
+            <w:r>
+              <w:rPr>
+                <w:rFonts w:ascii="Arial" w:eastAsia="Times New Roman" w:hAnsi="Arial" w:cs="Arial"/>
+                <w:b/>
+                <w:bCs/>
+                <w:color w:val="1F1F1F"/>
+                <w:sz w:val="24"/>
+                <w:szCs w:val="24"/>
+                <w:bdr w:val="none" w:sz="0" w:space="0" w:color="auto" w:frame="1"/>
+                <w:lang w:eastAsia="el-GR"/>
+              </w:rPr>
+              <w:t>Load</w:t>
+            </w:r>
+            <w:proofErr w:type="spellEnd"/>
+            <w:r>
+              <w:rPr>
+                <w:rFonts w:ascii="Arial" w:eastAsia="Times New Roman" w:hAnsi="Arial" w:cs="Arial"/>
+                <w:b/>
+                <w:bCs/>
+                <w:color w:val="1F1F1F"/>
+                <w:sz w:val="24"/>
+                <w:szCs w:val="24"/>
+                <w:bdr w:val="none" w:sz="0" w:space="0" w:color="auto" w:frame="1"/>
+                <w:lang w:eastAsia="el-GR"/>
+              </w:rPr>
+              <w:t xml:space="preserve"> (</w:t>
+            </w:r>
+            <w:proofErr w:type="spellStart"/>
+            <w:r>
+              <w:rPr>
+                <w:rFonts w:ascii="Arial" w:eastAsia="Times New Roman" w:hAnsi="Arial" w:cs="Arial"/>
+                <w:b/>
+                <w:bCs/>
+                <w:color w:val="1F1F1F"/>
+                <w:sz w:val="24"/>
+                <w:szCs w:val="24"/>
+                <w:bdr w:val="none" w:sz="0" w:space="0" w:color="auto" w:frame="1"/>
+                <w:lang w:eastAsia="el-GR"/>
+              </w:rPr>
+              <w:t>Lt</w:t>
+            </w:r>
+            <w:proofErr w:type="spellEnd"/>
+            <w:r>
+              <w:rPr>
+                <w:rFonts w:ascii="Arial" w:eastAsia="Times New Roman" w:hAnsi="Arial" w:cs="Arial"/>
+                <w:b/>
+                <w:bCs/>
+                <w:color w:val="1F1F1F"/>
+                <w:sz w:val="24"/>
+                <w:szCs w:val="24"/>
+                <w:bdr w:val="none" w:sz="0" w:space="0" w:color="auto" w:frame="1"/>
+                <w:lang w:eastAsia="el-GR"/>
+              </w:rPr>
+              <w:t>​)</w:t>
             </w:r>
           </w:p>
         </w:tc>
@@ -3301,6 +3999,7 @@
                 <w:lang w:eastAsia="el-GR"/>
               </w:rPr>
             </w:pPr>
+            <w:proofErr w:type="spellStart"/>
             <w:r>
               <w:rPr>
                 <w:rFonts w:ascii="Arial" w:eastAsia="Times New Roman" w:hAnsi="Arial" w:cs="Arial"/>
@@ -3312,7 +4011,77 @@
                 <w:bdr w:val="none" w:sz="0" w:space="0" w:color="auto" w:frame="1"/>
                 <w:lang w:eastAsia="el-GR"/>
               </w:rPr>
-              <w:t>Solar Gen (Ps​)</w:t>
+              <w:t>Solar</w:t>
+            </w:r>
+            <w:proofErr w:type="spellEnd"/>
+            <w:r>
+              <w:rPr>
+                <w:rFonts w:ascii="Arial" w:eastAsia="Times New Roman" w:hAnsi="Arial" w:cs="Arial"/>
+                <w:b/>
+                <w:bCs/>
+                <w:color w:val="1F1F1F"/>
+                <w:sz w:val="24"/>
+                <w:szCs w:val="24"/>
+                <w:bdr w:val="none" w:sz="0" w:space="0" w:color="auto" w:frame="1"/>
+                <w:lang w:eastAsia="el-GR"/>
+              </w:rPr>
+              <w:t xml:space="preserve"> </w:t>
+            </w:r>
+            <w:proofErr w:type="spellStart"/>
+            <w:r>
+              <w:rPr>
+                <w:rFonts w:ascii="Arial" w:eastAsia="Times New Roman" w:hAnsi="Arial" w:cs="Arial"/>
+                <w:b/>
+                <w:bCs/>
+                <w:color w:val="1F1F1F"/>
+                <w:sz w:val="24"/>
+                <w:szCs w:val="24"/>
+                <w:bdr w:val="none" w:sz="0" w:space="0" w:color="auto" w:frame="1"/>
+                <w:lang w:eastAsia="el-GR"/>
+              </w:rPr>
+              <w:t>Gen</w:t>
+            </w:r>
+            <w:proofErr w:type="spellEnd"/>
+            <w:r>
+              <w:rPr>
+                <w:rFonts w:ascii="Arial" w:eastAsia="Times New Roman" w:hAnsi="Arial" w:cs="Arial"/>
+                <w:b/>
+                <w:bCs/>
+                <w:color w:val="1F1F1F"/>
+                <w:sz w:val="24"/>
+                <w:szCs w:val="24"/>
+                <w:bdr w:val="none" w:sz="0" w:space="0" w:color="auto" w:frame="1"/>
+                <w:lang w:eastAsia="el-GR"/>
+              </w:rPr>
+              <w:t xml:space="preserve"> (</w:t>
+            </w:r>
+            <w:proofErr w:type="spellStart"/>
+            <w:r>
+              <w:rPr>
+                <w:rFonts w:ascii="Arial" w:eastAsia="Times New Roman" w:hAnsi="Arial" w:cs="Arial"/>
+                <w:b/>
+                <w:bCs/>
+                <w:color w:val="1F1F1F"/>
+                <w:sz w:val="24"/>
+                <w:szCs w:val="24"/>
+                <w:bdr w:val="none" w:sz="0" w:space="0" w:color="auto" w:frame="1"/>
+                <w:lang w:eastAsia="el-GR"/>
+              </w:rPr>
+              <w:t>Ps</w:t>
+            </w:r>
+            <w:proofErr w:type="spellEnd"/>
+            <w:r>
+              <w:rPr>
+                <w:rFonts w:ascii="Arial" w:eastAsia="Times New Roman" w:hAnsi="Arial" w:cs="Arial"/>
+                <w:b/>
+                <w:bCs/>
+                <w:color w:val="1F1F1F"/>
+                <w:sz w:val="24"/>
+                <w:szCs w:val="24"/>
+                <w:bdr w:val="none" w:sz="0" w:space="0" w:color="auto" w:frame="1"/>
+                <w:lang w:eastAsia="el-GR"/>
+              </w:rPr>
+              <w:t>​)</w:t>
             </w:r>
           </w:p>
         </w:tc>
@@ -3346,6 +4115,7 @@
                 <w:lang w:eastAsia="el-GR"/>
               </w:rPr>
             </w:pPr>
+            <w:proofErr w:type="spellStart"/>
             <w:r>
               <w:rPr>
                 <w:rFonts w:ascii="Arial" w:eastAsia="Times New Roman" w:hAnsi="Arial" w:cs="Arial"/>
@@ -3357,7 +4127,77 @@
                 <w:bdr w:val="none" w:sz="0" w:space="0" w:color="auto" w:frame="1"/>
                 <w:lang w:eastAsia="el-GR"/>
               </w:rPr>
-              <w:t>Grid Import (Pgr​)</w:t>
+              <w:t>Grid</w:t>
+            </w:r>
+            <w:proofErr w:type="spellEnd"/>
+            <w:r>
+              <w:rPr>
+                <w:rFonts w:ascii="Arial" w:eastAsia="Times New Roman" w:hAnsi="Arial" w:cs="Arial"/>
+                <w:b/>
+                <w:bCs/>
+                <w:color w:val="1F1F1F"/>
+                <w:sz w:val="24"/>
+                <w:szCs w:val="24"/>
+                <w:bdr w:val="none" w:sz="0" w:space="0" w:color="auto" w:frame="1"/>
+                <w:lang w:eastAsia="el-GR"/>
+              </w:rPr>
+              <w:t xml:space="preserve"> </w:t>
+            </w:r>
+            <w:proofErr w:type="spellStart"/>
+            <w:r>
+              <w:rPr>
+                <w:rFonts w:ascii="Arial" w:eastAsia="Times New Roman" w:hAnsi="Arial" w:cs="Arial"/>
+                <w:b/>
+                <w:bCs/>
+                <w:color w:val="1F1F1F"/>
+                <w:sz w:val="24"/>
+                <w:szCs w:val="24"/>
+                <w:bdr w:val="none" w:sz="0" w:space="0" w:color="auto" w:frame="1"/>
+                <w:lang w:eastAsia="el-GR"/>
+              </w:rPr>
+              <w:t>Import</w:t>
+            </w:r>
+            <w:proofErr w:type="spellEnd"/>
+            <w:r>
+              <w:rPr>
+                <w:rFonts w:ascii="Arial" w:eastAsia="Times New Roman" w:hAnsi="Arial" w:cs="Arial"/>
+                <w:b/>
+                <w:bCs/>
+                <w:color w:val="1F1F1F"/>
+                <w:sz w:val="24"/>
+                <w:szCs w:val="24"/>
+                <w:bdr w:val="none" w:sz="0" w:space="0" w:color="auto" w:frame="1"/>
+                <w:lang w:eastAsia="el-GR"/>
+              </w:rPr>
+              <w:t xml:space="preserve"> (</w:t>
+            </w:r>
+            <w:proofErr w:type="spellStart"/>
+            <w:r>
+              <w:rPr>
+                <w:rFonts w:ascii="Arial" w:eastAsia="Times New Roman" w:hAnsi="Arial" w:cs="Arial"/>
+                <w:b/>
+                <w:bCs/>
+                <w:color w:val="1F1F1F"/>
+                <w:sz w:val="24"/>
+                <w:szCs w:val="24"/>
+                <w:bdr w:val="none" w:sz="0" w:space="0" w:color="auto" w:frame="1"/>
+                <w:lang w:eastAsia="el-GR"/>
+              </w:rPr>
+              <w:t>Pgr</w:t>
+            </w:r>
+            <w:proofErr w:type="spellEnd"/>
+            <w:r>
+              <w:rPr>
+                <w:rFonts w:ascii="Arial" w:eastAsia="Times New Roman" w:hAnsi="Arial" w:cs="Arial"/>
+                <w:b/>
+                <w:bCs/>
+                <w:color w:val="1F1F1F"/>
+                <w:sz w:val="24"/>
+                <w:szCs w:val="24"/>
+                <w:bdr w:val="none" w:sz="0" w:space="0" w:color="auto" w:frame="1"/>
+                <w:lang w:eastAsia="el-GR"/>
+              </w:rPr>
+              <w:t>​)</w:t>
             </w:r>
           </w:p>
         </w:tc>
@@ -3391,6 +4231,7 @@
                 <w:lang w:eastAsia="el-GR"/>
               </w:rPr>
             </w:pPr>
+            <w:proofErr w:type="spellStart"/>
             <w:r>
               <w:rPr>
                 <w:rFonts w:ascii="Arial" w:eastAsia="Times New Roman" w:hAnsi="Arial" w:cs="Arial"/>
@@ -3402,7 +4243,49 @@
                 <w:bdr w:val="none" w:sz="0" w:space="0" w:color="auto" w:frame="1"/>
                 <w:lang w:eastAsia="el-GR"/>
               </w:rPr>
-              <w:t>Battery SOC (Et​)</w:t>
+              <w:t>Battery</w:t>
+            </w:r>
+            <w:proofErr w:type="spellEnd"/>
+            <w:r>
+              <w:rPr>
+                <w:rFonts w:ascii="Arial" w:eastAsia="Times New Roman" w:hAnsi="Arial" w:cs="Arial"/>
+                <w:b/>
+                <w:bCs/>
+                <w:color w:val="1F1F1F"/>
+                <w:sz w:val="24"/>
+                <w:szCs w:val="24"/>
+                <w:bdr w:val="none" w:sz="0" w:space="0" w:color="auto" w:frame="1"/>
+                <w:lang w:eastAsia="el-GR"/>
+              </w:rPr>
+              <w:t xml:space="preserve"> SOC (</w:t>
+            </w:r>
+            <w:proofErr w:type="spellStart"/>
+            <w:r>
+              <w:rPr>
+                <w:rFonts w:ascii="Arial" w:eastAsia="Times New Roman" w:hAnsi="Arial" w:cs="Arial"/>
+                <w:b/>
+                <w:bCs/>
+                <w:color w:val="1F1F1F"/>
+                <w:sz w:val="24"/>
+                <w:szCs w:val="24"/>
+                <w:bdr w:val="none" w:sz="0" w:space="0" w:color="auto" w:frame="1"/>
+                <w:lang w:eastAsia="el-GR"/>
+              </w:rPr>
+              <w:t>Et</w:t>
+            </w:r>
+            <w:proofErr w:type="spellEnd"/>
+            <w:r>
+              <w:rPr>
+                <w:rFonts w:ascii="Arial" w:eastAsia="Times New Roman" w:hAnsi="Arial" w:cs="Arial"/>
+                <w:b/>
+                <w:bCs/>
+                <w:color w:val="1F1F1F"/>
+                <w:sz w:val="24"/>
+                <w:szCs w:val="24"/>
+                <w:bdr w:val="none" w:sz="0" w:space="0" w:color="auto" w:frame="1"/>
+                <w:lang w:eastAsia="el-GR"/>
+              </w:rPr>
+              <w:t>​)</w:t>
             </w:r>
           </w:p>
         </w:tc>
@@ -3436,6 +4319,7 @@
                 <w:lang w:eastAsia="el-GR"/>
               </w:rPr>
             </w:pPr>
+            <w:proofErr w:type="spellStart"/>
             <w:r>
               <w:rPr>
                 <w:rFonts w:ascii="Arial" w:eastAsia="Times New Roman" w:hAnsi="Arial" w:cs="Arial"/>
@@ -3447,7 +4331,77 @@
                 <w:bdr w:val="none" w:sz="0" w:space="0" w:color="auto" w:frame="1"/>
                 <w:lang w:eastAsia="el-GR"/>
               </w:rPr>
-              <w:t>Gas Gen (Pg​)</w:t>
+              <w:t>Gas</w:t>
+            </w:r>
+            <w:proofErr w:type="spellEnd"/>
+            <w:r>
+              <w:rPr>
+                <w:rFonts w:ascii="Arial" w:eastAsia="Times New Roman" w:hAnsi="Arial" w:cs="Arial"/>
+                <w:b/>
+                <w:bCs/>
+                <w:color w:val="1F1F1F"/>
+                <w:sz w:val="24"/>
+                <w:szCs w:val="24"/>
+                <w:bdr w:val="none" w:sz="0" w:space="0" w:color="auto" w:frame="1"/>
+                <w:lang w:eastAsia="el-GR"/>
+              </w:rPr>
+              <w:t xml:space="preserve"> </w:t>
+            </w:r>
+            <w:proofErr w:type="spellStart"/>
+            <w:r>
+              <w:rPr>
+                <w:rFonts w:ascii="Arial" w:eastAsia="Times New Roman" w:hAnsi="Arial" w:cs="Arial"/>
+                <w:b/>
+                <w:bCs/>
+                <w:color w:val="1F1F1F"/>
+                <w:sz w:val="24"/>
+                <w:szCs w:val="24"/>
+                <w:bdr w:val="none" w:sz="0" w:space="0" w:color="auto" w:frame="1"/>
+                <w:lang w:eastAsia="el-GR"/>
+              </w:rPr>
+              <w:t>Gen</w:t>
+            </w:r>
+            <w:proofErr w:type="spellEnd"/>
+            <w:r>
+              <w:rPr>
+                <w:rFonts w:ascii="Arial" w:eastAsia="Times New Roman" w:hAnsi="Arial" w:cs="Arial"/>
+                <w:b/>
+                <w:bCs/>
+                <w:color w:val="1F1F1F"/>
+                <w:sz w:val="24"/>
+                <w:szCs w:val="24"/>
+                <w:bdr w:val="none" w:sz="0" w:space="0" w:color="auto" w:frame="1"/>
+                <w:lang w:eastAsia="el-GR"/>
+              </w:rPr>
+              <w:t xml:space="preserve"> (</w:t>
+            </w:r>
+            <w:proofErr w:type="spellStart"/>
+            <w:r>
+              <w:rPr>
+                <w:rFonts w:ascii="Arial" w:eastAsia="Times New Roman" w:hAnsi="Arial" w:cs="Arial"/>
+                <w:b/>
+                <w:bCs/>
+                <w:color w:val="1F1F1F"/>
+                <w:sz w:val="24"/>
+                <w:szCs w:val="24"/>
+                <w:bdr w:val="none" w:sz="0" w:space="0" w:color="auto" w:frame="1"/>
+                <w:lang w:eastAsia="el-GR"/>
+              </w:rPr>
+              <w:t>Pg</w:t>
+            </w:r>
+            <w:proofErr w:type="spellEnd"/>
+            <w:r>
+              <w:rPr>
+                <w:rFonts w:ascii="Arial" w:eastAsia="Times New Roman" w:hAnsi="Arial" w:cs="Arial"/>
+                <w:b/>
+                <w:bCs/>
+                <w:color w:val="1F1F1F"/>
+                <w:sz w:val="24"/>
+                <w:szCs w:val="24"/>
+                <w:bdr w:val="none" w:sz="0" w:space="0" w:color="auto" w:frame="1"/>
+                <w:lang w:eastAsia="el-GR"/>
+              </w:rPr>
+              <w:t>​)</w:t>
             </w:r>
           </w:p>
         </w:tc>
@@ -3749,8 +4703,21 @@
                 <w:bdr w:val="none" w:sz="0" w:space="0" w:color="auto" w:frame="1"/>
                 <w:lang w:eastAsia="el-GR"/>
               </w:rPr>
-              <w:t>420 MWh</w:t>
-            </w:r>
+              <w:t xml:space="preserve">420 </w:t>
+            </w:r>
+            <w:proofErr w:type="spellStart"/>
+            <w:r>
+              <w:rPr>
+                <w:rFonts w:ascii="Arial" w:eastAsia="Times New Roman" w:hAnsi="Arial" w:cs="Arial"/>
+                <w:color w:val="1F1F1F"/>
+                <w:sz w:val="24"/>
+                <w:szCs w:val="24"/>
+                <w:bdr w:val="none" w:sz="0" w:space="0" w:color="auto" w:frame="1"/>
+                <w:lang w:eastAsia="el-GR"/>
+              </w:rPr>
+              <w:t>MWh</w:t>
+            </w:r>
+            <w:proofErr w:type="spellEnd"/>
           </w:p>
         </w:tc>
         <w:tc>
@@ -4093,8 +5060,21 @@
                 <w:bdr w:val="none" w:sz="0" w:space="0" w:color="auto" w:frame="1"/>
                 <w:lang w:eastAsia="el-GR"/>
               </w:rPr>
-              <w:t>445 MWh</w:t>
-            </w:r>
+              <w:t xml:space="preserve">445 </w:t>
+            </w:r>
+            <w:proofErr w:type="spellStart"/>
+            <w:r>
+              <w:rPr>
+                <w:rFonts w:ascii="Arial" w:eastAsia="Times New Roman" w:hAnsi="Arial" w:cs="Arial"/>
+                <w:color w:val="1F1F1F"/>
+                <w:sz w:val="24"/>
+                <w:szCs w:val="24"/>
+                <w:bdr w:val="none" w:sz="0" w:space="0" w:color="auto" w:frame="1"/>
+                <w:lang w:eastAsia="el-GR"/>
+              </w:rPr>
+              <w:t>MWh</w:t>
+            </w:r>
+            <w:proofErr w:type="spellEnd"/>
           </w:p>
         </w:tc>
         <w:tc>
@@ -4781,8 +5761,21 @@
                 <w:bdr w:val="none" w:sz="0" w:space="0" w:color="auto" w:frame="1"/>
                 <w:lang w:eastAsia="el-GR"/>
               </w:rPr>
-              <w:t>110 MWh</w:t>
-            </w:r>
+              <w:t xml:space="preserve">110 </w:t>
+            </w:r>
+            <w:proofErr w:type="spellStart"/>
+            <w:r>
+              <w:rPr>
+                <w:rFonts w:ascii="Arial" w:eastAsia="Times New Roman" w:hAnsi="Arial" w:cs="Arial"/>
+                <w:color w:val="1F1F1F"/>
+                <w:sz w:val="24"/>
+                <w:szCs w:val="24"/>
+                <w:bdr w:val="none" w:sz="0" w:space="0" w:color="auto" w:frame="1"/>
+                <w:lang w:eastAsia="el-GR"/>
+              </w:rPr>
+              <w:t>MWh</w:t>
+            </w:r>
+            <w:proofErr w:type="spellEnd"/>
           </w:p>
         </w:tc>
         <w:tc>
@@ -4867,6 +5860,7 @@
                 <w:lang w:val="en-US"/>
               </w:rPr>
             </w:pPr>
+            <w:proofErr w:type="spellStart"/>
             <w:r>
               <w:rPr>
                 <w:rFonts w:ascii="Arial" w:hAnsi="Arial" w:cs="Arial"/>
@@ -4875,8 +5869,31 @@
                 <w:sz w:val="24"/>
                 <w:szCs w:val="24"/>
               </w:rPr>
-              <w:t>Decision Variable</w:t>
-            </w:r>
+              <w:t>Decision</w:t>
+            </w:r>
+            <w:proofErr w:type="spellEnd"/>
+            <w:r>
+              <w:rPr>
+                <w:rFonts w:ascii="Arial" w:hAnsi="Arial" w:cs="Arial"/>
+                <w:b/>
+                <w:bCs/>
+                <w:sz w:val="24"/>
+                <w:szCs w:val="24"/>
+              </w:rPr>
+              <w:t xml:space="preserve"> </w:t>
+            </w:r>
+            <w:proofErr w:type="spellStart"/>
+            <w:r>
+              <w:rPr>
+                <w:rFonts w:ascii="Arial" w:hAnsi="Arial" w:cs="Arial"/>
+                <w:b/>
+                <w:bCs/>
+                <w:sz w:val="24"/>
+                <w:szCs w:val="24"/>
+              </w:rPr>
+              <w:t>Variable</w:t>
+            </w:r>
+            <w:proofErr w:type="spellEnd"/>
           </w:p>
         </w:tc>
         <w:tc>
@@ -5081,6 +6098,7 @@
                 <w:lang w:val="en-US"/>
               </w:rPr>
             </w:pPr>
+            <w:proofErr w:type="spellStart"/>
             <w:r>
               <w:rPr>
                 <w:rFonts w:ascii="Arial" w:hAnsi="Arial" w:cs="Arial"/>
@@ -5090,6 +6108,7 @@
               </w:rPr>
               <w:t>Pgrid</w:t>
             </w:r>
+            <w:proofErr w:type="spellEnd"/>
           </w:p>
         </w:tc>
         <w:tc>
@@ -5383,7 +6402,17 @@
           <w:szCs w:val="24"/>
           <w:lang w:val="en-US"/>
         </w:rPr>
-        <w:t>Regional LCOE figures were derived by localizing the Lazard 18.0 national baseline with NREL ATB 2025 capital cost multipliers and EIA 2026 regional fuel price forecasts. This accounts for the significant variance in solar irradiance and gas delivery costs between ERCOT (high yield/low fuel) and PJM (low yield/high fuel).</w:t>
+        <w:t xml:space="preserve">Regional LCOE figures were derived by localizing the Lazard 18.0 national baseline with NREL ATB 2025 capital cost multipliers and EIA 2026 regional fuel price forecasts. This </w:t>
+      </w:r>
+      <w:r>
+        <w:rPr>
+          <w:rFonts w:ascii="Arial" w:hAnsi="Arial" w:cs="Arial"/>
+          <w:sz w:val="24"/>
+          <w:szCs w:val="24"/>
+          <w:lang w:val="en-US"/>
+        </w:rPr>
+        <w:lastRenderedPageBreak/>
+        <w:t>accounts for the significant variance in solar irradiance and gas delivery costs between ERCOT (high yield/low fuel) and PJM (low yield/high fuel).</w:t>
       </w:r>
     </w:p>
     <w:p>
@@ -5432,7 +6461,6 @@
               <w:szCs w:val="24"/>
               <w:lang w:val="en-US"/>
             </w:rPr>
-            <w:lastRenderedPageBreak/>
             <m:t xml:space="preserve">sLCOE= </m:t>
           </m:r>
           <m:f>
@@ -5863,6 +6891,7 @@
           <w:lang w:val="en-US"/>
         </w:rPr>
       </w:pPr>
+      <w:proofErr w:type="spellStart"/>
       <w:r>
         <w:rPr>
           <w:rFonts w:ascii="Arial" w:hAnsi="Arial" w:cs="Arial"/>
@@ -5881,6 +6910,7 @@
         </w:rPr>
         <w:t>bat</w:t>
       </w:r>
+      <w:proofErr w:type="spellEnd"/>
       <w:r>
         <w:rPr>
           <w:rFonts w:ascii="Arial" w:hAnsi="Arial" w:cs="Arial"/>
@@ -5948,7 +6978,27 @@
           <w:szCs w:val="24"/>
           <w:lang w:val="en-US"/>
         </w:rPr>
-        <w:t xml:space="preserve"> from lazards report</w:t>
+        <w:t xml:space="preserve"> from </w:t>
+      </w:r>
+      <w:proofErr w:type="spellStart"/>
+      <w:r>
+        <w:rPr>
+          <w:rFonts w:ascii="Arial" w:hAnsi="Arial" w:cs="Arial"/>
+          <w:sz w:val="24"/>
+          <w:szCs w:val="24"/>
+          <w:lang w:val="en-US"/>
+        </w:rPr>
+        <w:t>lazards</w:t>
+      </w:r>
+      <w:proofErr w:type="spellEnd"/>
+      <w:r>
+        <w:rPr>
+          <w:rFonts w:ascii="Arial" w:hAnsi="Arial" w:cs="Arial"/>
+          <w:sz w:val="24"/>
+          <w:szCs w:val="24"/>
+          <w:lang w:val="en-US"/>
+        </w:rPr>
+        <w:t xml:space="preserve"> report</w:t>
       </w:r>
     </w:p>
     <w:p>
@@ -6793,6 +7843,7 @@
           <w:lang w:val="en-US"/>
         </w:rPr>
       </w:pPr>
+      <w:proofErr w:type="spellStart"/>
       <w:r>
         <w:rPr>
           <w:rFonts w:ascii="Arial" w:eastAsiaTheme="minorEastAsia" w:hAnsi="Arial" w:cs="Arial"/>
@@ -6802,6 +7853,7 @@
         </w:rPr>
         <w:t>Capacity_Fees</w:t>
       </w:r>
+      <w:proofErr w:type="spellEnd"/>
     </w:p>
     <w:p>
       <w:pPr>
@@ -6882,14 +7934,25 @@
           <w:lang w:val="en-US"/>
         </w:rPr>
       </w:pPr>
-      <w:r>
-        <w:rPr>
-          <w:rFonts w:ascii="Arial" w:hAnsi="Arial" w:cs="Arial"/>
-          <w:sz w:val="24"/>
-          <w:szCs w:val="24"/>
-          <w:lang w:val="en-US"/>
-        </w:rPr>
-        <w:t>So first objective is to meet demand.</w:t>
+      <w:proofErr w:type="gramStart"/>
+      <w:r>
+        <w:rPr>
+          <w:rFonts w:ascii="Arial" w:hAnsi="Arial" w:cs="Arial"/>
+          <w:sz w:val="24"/>
+          <w:szCs w:val="24"/>
+          <w:lang w:val="en-US"/>
+        </w:rPr>
+        <w:t>So</w:t>
+      </w:r>
+      <w:proofErr w:type="gramEnd"/>
+      <w:r>
+        <w:rPr>
+          <w:rFonts w:ascii="Arial" w:hAnsi="Arial" w:cs="Arial"/>
+          <w:sz w:val="24"/>
+          <w:szCs w:val="24"/>
+          <w:lang w:val="en-US"/>
+        </w:rPr>
+        <w:t xml:space="preserve"> first objective is to meet demand.</w:t>
       </w:r>
     </w:p>
     <w:p>
@@ -6908,7 +7971,27 @@
           <w:szCs w:val="24"/>
           <w:lang w:val="en-US"/>
         </w:rPr>
-        <w:t>Second objective so to have a low sLCOE.</w:t>
+        <w:t xml:space="preserve">Second objective so to have a low </w:t>
+      </w:r>
+      <w:proofErr w:type="spellStart"/>
+      <w:r>
+        <w:rPr>
+          <w:rFonts w:ascii="Arial" w:hAnsi="Arial" w:cs="Arial"/>
+          <w:sz w:val="24"/>
+          <w:szCs w:val="24"/>
+          <w:lang w:val="en-US"/>
+        </w:rPr>
+        <w:t>sLCOE</w:t>
+      </w:r>
+      <w:proofErr w:type="spellEnd"/>
+      <w:r>
+        <w:rPr>
+          <w:rFonts w:ascii="Arial" w:hAnsi="Arial" w:cs="Arial"/>
+          <w:sz w:val="24"/>
+          <w:szCs w:val="24"/>
+          <w:lang w:val="en-US"/>
+        </w:rPr>
+        <w:t>.</w:t>
       </w:r>
     </w:p>
     <w:p>
@@ -6927,7 +8010,47 @@
           <w:szCs w:val="24"/>
           <w:lang w:val="en-US"/>
         </w:rPr>
-        <w:t>We can start with E_grid = 0 but if we want to make it more realistic we must add possible grid imports.</w:t>
+        <w:t xml:space="preserve">We can start with </w:t>
+      </w:r>
+      <w:proofErr w:type="spellStart"/>
+      <w:r>
+        <w:rPr>
+          <w:rFonts w:ascii="Arial" w:hAnsi="Arial" w:cs="Arial"/>
+          <w:sz w:val="24"/>
+          <w:szCs w:val="24"/>
+          <w:lang w:val="en-US"/>
+        </w:rPr>
+        <w:t>E_grid</w:t>
+      </w:r>
+      <w:proofErr w:type="spellEnd"/>
+      <w:r>
+        <w:rPr>
+          <w:rFonts w:ascii="Arial" w:hAnsi="Arial" w:cs="Arial"/>
+          <w:sz w:val="24"/>
+          <w:szCs w:val="24"/>
+          <w:lang w:val="en-US"/>
+        </w:rPr>
+        <w:t xml:space="preserve"> = 0 but if we want to make it more </w:t>
+      </w:r>
+      <w:proofErr w:type="gramStart"/>
+      <w:r>
+        <w:rPr>
+          <w:rFonts w:ascii="Arial" w:hAnsi="Arial" w:cs="Arial"/>
+          <w:sz w:val="24"/>
+          <w:szCs w:val="24"/>
+          <w:lang w:val="en-US"/>
+        </w:rPr>
+        <w:t>realistic</w:t>
+      </w:r>
+      <w:proofErr w:type="gramEnd"/>
+      <w:r>
+        <w:rPr>
+          <w:rFonts w:ascii="Arial" w:hAnsi="Arial" w:cs="Arial"/>
+          <w:sz w:val="24"/>
+          <w:szCs w:val="24"/>
+          <w:lang w:val="en-US"/>
+        </w:rPr>
+        <w:t xml:space="preserve"> we must add possible grid imports.</w:t>
       </w:r>
     </w:p>
     <w:p>
@@ -7054,6 +8177,7 @@
           <w:szCs w:val="24"/>
           <w:lang w:val="en-US"/>
         </w:rPr>
+        <w:lastRenderedPageBreak/>
         <w:t xml:space="preserve">MISO: </w:t>
       </w:r>
       <w:hyperlink r:id="rId14" w:history="1">
@@ -7128,7 +8252,6 @@
           <w:szCs w:val="24"/>
           <w:lang w:val="en-US"/>
         </w:rPr>
-        <w:lastRenderedPageBreak/>
         <w:t>SPP:</w:t>
       </w:r>
       <w:r>

--- a/Baseline_methodology+data.docx
+++ b/Baseline_methodology+data.docx
@@ -3427,6 +3427,29 @@
           <w:lang w:val="en-US"/>
         </w:rPr>
       </w:pPr>
+      <w:r>
+        <w:rPr>
+          <w:rFonts w:ascii="Arial" w:hAnsi="Arial" w:cs="Arial"/>
+          <w:b/>
+          <w:bCs/>
+          <w:sz w:val="24"/>
+          <w:szCs w:val="24"/>
+          <w:highlight w:val="yellow"/>
+          <w:lang w:val="en-US"/>
+        </w:rPr>
+        <w:t>We ignore grid imports</w:t>
+      </w:r>
+      <w:r>
+        <w:rPr>
+          <w:rFonts w:ascii="Arial" w:hAnsi="Arial" w:cs="Arial"/>
+          <w:b/>
+          <w:bCs/>
+          <w:sz w:val="24"/>
+          <w:szCs w:val="24"/>
+          <w:lang w:val="en-US"/>
+        </w:rPr>
+        <w:t xml:space="preserve"> </w:t>
+      </w:r>
     </w:p>
     <w:p>
       <w:pPr>
@@ -3576,42 +3599,45 @@
           <w:lang w:val="en-US"/>
         </w:rPr>
       </w:pPr>
-    </w:p>
-    <w:p>
-      <w:pPr>
+      <w:r>
         <w:rPr>
           <w:rFonts w:ascii="Arial" w:hAnsi="Arial" w:cs="Arial"/>
           <w:b/>
           <w:bCs/>
           <w:sz w:val="24"/>
           <w:szCs w:val="24"/>
-          <w:lang w:val="en-US"/>
-        </w:rPr>
-      </w:pPr>
-    </w:p>
-    <w:p>
-      <w:pPr>
+          <w:highlight w:val="yellow"/>
+          <w:lang w:val="en-US"/>
+        </w:rPr>
+        <w:lastRenderedPageBreak/>
+        <w:t xml:space="preserve">Then we build a </w:t>
+      </w:r>
+      <w:proofErr w:type="spellStart"/>
+      <w:r>
         <w:rPr>
           <w:rFonts w:ascii="Arial" w:hAnsi="Arial" w:cs="Arial"/>
           <w:b/>
           <w:bCs/>
           <w:sz w:val="24"/>
           <w:szCs w:val="24"/>
-          <w:lang w:val="en-US"/>
-        </w:rPr>
-      </w:pPr>
-    </w:p>
-    <w:p>
-      <w:pPr>
+          <w:highlight w:val="yellow"/>
+          <w:lang w:val="en-US"/>
+        </w:rPr>
+        <w:t>dispacther</w:t>
+      </w:r>
+      <w:proofErr w:type="spellEnd"/>
+      <w:r>
         <w:rPr>
           <w:rFonts w:ascii="Arial" w:hAnsi="Arial" w:cs="Arial"/>
           <w:b/>
           <w:bCs/>
           <w:sz w:val="24"/>
           <w:szCs w:val="24"/>
-          <w:lang w:val="en-US"/>
-        </w:rPr>
-      </w:pPr>
+          <w:highlight w:val="yellow"/>
+          <w:lang w:val="en-US"/>
+        </w:rPr>
+        <w:t xml:space="preserve"> simulation:</w:t>
+      </w:r>
     </w:p>
     <w:p>
       <w:pPr>
@@ -6173,6 +6199,59 @@
           <w:bCs/>
           <w:sz w:val="24"/>
           <w:szCs w:val="24"/>
+          <w:highlight w:val="yellow"/>
+          <w:lang w:val="en-US"/>
+        </w:rPr>
+        <w:t xml:space="preserve">Second phase we will solve adding financial </w:t>
+      </w:r>
+      <w:proofErr w:type="spellStart"/>
+      <w:r>
+        <w:rPr>
+          <w:rFonts w:ascii="Arial" w:hAnsi="Arial" w:cs="Arial"/>
+          <w:b/>
+          <w:bCs/>
+          <w:sz w:val="24"/>
+          <w:szCs w:val="24"/>
+          <w:highlight w:val="yellow"/>
+          <w:lang w:val="en-US"/>
+        </w:rPr>
+        <w:t>costraints</w:t>
+      </w:r>
+      <w:proofErr w:type="spellEnd"/>
+      <w:r>
+        <w:rPr>
+          <w:rFonts w:ascii="Arial" w:hAnsi="Arial" w:cs="Arial"/>
+          <w:b/>
+          <w:bCs/>
+          <w:sz w:val="24"/>
+          <w:szCs w:val="24"/>
+          <w:highlight w:val="yellow"/>
+          <w:lang w:val="en-US"/>
+        </w:rPr>
+        <w:t>:</w:t>
+      </w:r>
+    </w:p>
+    <w:p>
+      <w:pPr>
+        <w:pBdr>
+          <w:bottom w:val="single" w:sz="4" w:space="1" w:color="auto"/>
+        </w:pBdr>
+        <w:rPr>
+          <w:rFonts w:ascii="Arial" w:hAnsi="Arial" w:cs="Arial"/>
+          <w:b/>
+          <w:bCs/>
+          <w:sz w:val="24"/>
+          <w:szCs w:val="24"/>
+          <w:lang w:val="en-US"/>
+        </w:rPr>
+      </w:pPr>
+      <w:r>
+        <w:rPr>
+          <w:rFonts w:ascii="Arial" w:hAnsi="Arial" w:cs="Arial"/>
+          <w:b/>
+          <w:bCs/>
+          <w:sz w:val="24"/>
+          <w:szCs w:val="24"/>
           <w:lang w:val="en-US"/>
         </w:rPr>
         <w:t>Economics:</w:t>
@@ -6402,17 +6481,7 @@
           <w:szCs w:val="24"/>
           <w:lang w:val="en-US"/>
         </w:rPr>
-        <w:t xml:space="preserve">Regional LCOE figures were derived by localizing the Lazard 18.0 national baseline with NREL ATB 2025 capital cost multipliers and EIA 2026 regional fuel price forecasts. This </w:t>
-      </w:r>
-      <w:r>
-        <w:rPr>
-          <w:rFonts w:ascii="Arial" w:hAnsi="Arial" w:cs="Arial"/>
-          <w:sz w:val="24"/>
-          <w:szCs w:val="24"/>
-          <w:lang w:val="en-US"/>
-        </w:rPr>
-        <w:lastRenderedPageBreak/>
-        <w:t>accounts for the significant variance in solar irradiance and gas delivery costs between ERCOT (high yield/low fuel) and PJM (low yield/high fuel).</w:t>
+        <w:t>Regional LCOE figures were derived by localizing the Lazard 18.0 national baseline with NREL ATB 2025 capital cost multipliers and EIA 2026 regional fuel price forecasts. This accounts for the significant variance in solar irradiance and gas delivery costs between ERCOT (high yield/low fuel) and PJM (low yield/high fuel).</w:t>
       </w:r>
     </w:p>
     <w:p>
@@ -6461,6 +6530,7 @@
               <w:szCs w:val="24"/>
               <w:lang w:val="en-US"/>
             </w:rPr>
+            <w:lastRenderedPageBreak/>
             <m:t xml:space="preserve">sLCOE= </m:t>
           </m:r>
           <m:f>
@@ -8177,7 +8247,6 @@
           <w:szCs w:val="24"/>
           <w:lang w:val="en-US"/>
         </w:rPr>
-        <w:lastRenderedPageBreak/>
         <w:t xml:space="preserve">MISO: </w:t>
       </w:r>
       <w:hyperlink r:id="rId14" w:history="1">
@@ -8252,6 +8321,7 @@
           <w:szCs w:val="24"/>
           <w:lang w:val="en-US"/>
         </w:rPr>
+        <w:lastRenderedPageBreak/>
         <w:t>SPP:</w:t>
       </w:r>
       <w:r>

--- a/Baseline_methodology+data.docx
+++ b/Baseline_methodology+data.docx
@@ -3453,11 +3453,6 @@
     </w:p>
     <w:p>
       <w:pPr>
-        <w:pStyle w:val="ListParagraph"/>
-        <w:numPr>
-          <w:ilvl w:val="0"/>
-          <w:numId w:val="2"/>
-        </w:numPr>
         <w:rPr>
           <w:rFonts w:ascii="Arial" w:hAnsi="Arial" w:cs="Arial"/>
           <w:b/>
@@ -3467,7 +3462,9 @@
           <w:lang w:val="en-US"/>
         </w:rPr>
       </w:pPr>
-      <w:r>
+    </w:p>
+    <w:p>
+      <w:pPr>
         <w:rPr>
           <w:rFonts w:ascii="Arial" w:hAnsi="Arial" w:cs="Arial"/>
           <w:b/>
@@ -3476,9 +3473,10 @@
           <w:szCs w:val="24"/>
           <w:lang w:val="en-US"/>
         </w:rPr>
-        <w:t>Grid imports</w:t>
-      </w:r>
-      <w:r>
+      </w:pPr>
+    </w:p>
+    <w:p>
+      <w:pPr>
         <w:rPr>
           <w:rFonts w:ascii="Arial" w:hAnsi="Arial" w:cs="Arial"/>
           <w:b/>
@@ -3487,70 +3485,7 @@
           <w:szCs w:val="24"/>
           <w:lang w:val="en-US"/>
         </w:rPr>
-        <w:t xml:space="preserve"> modelling:</w:t>
-      </w:r>
-    </w:p>
-    <w:p>
-      <w:pPr>
-        <w:rPr>
-          <w:rFonts w:ascii="Arial" w:hAnsi="Arial" w:cs="Arial"/>
-          <w:sz w:val="24"/>
-          <w:szCs w:val="24"/>
-          <w:lang w:val="en-US"/>
-        </w:rPr>
-      </w:pPr>
-      <w:r>
-        <w:rPr>
-          <w:rFonts w:ascii="Arial" w:hAnsi="Arial" w:cs="Arial"/>
-          <w:sz w:val="24"/>
-          <w:szCs w:val="24"/>
-          <w:lang w:val="en-US"/>
-        </w:rPr>
-        <w:t xml:space="preserve">For times where demand cannot be </w:t>
-      </w:r>
-      <w:proofErr w:type="spellStart"/>
-      <w:r>
-        <w:rPr>
-          <w:rFonts w:ascii="Arial" w:hAnsi="Arial" w:cs="Arial"/>
-          <w:sz w:val="24"/>
-          <w:szCs w:val="24"/>
-          <w:lang w:val="en-US"/>
-        </w:rPr>
-        <w:t>satified</w:t>
-      </w:r>
-      <w:proofErr w:type="spellEnd"/>
-      <w:r>
-        <w:rPr>
-          <w:rFonts w:ascii="Arial" w:hAnsi="Arial" w:cs="Arial"/>
-          <w:sz w:val="24"/>
-          <w:szCs w:val="24"/>
-          <w:lang w:val="en-US"/>
-        </w:rPr>
-        <w:t xml:space="preserve"> from the microgrid we will import from the grid:</w:t>
-      </w:r>
-    </w:p>
-    <w:p>
-      <w:pPr>
-        <w:rPr>
-          <w:rFonts w:ascii="Arial" w:hAnsi="Arial" w:cs="Arial"/>
-          <w:sz w:val="24"/>
-          <w:szCs w:val="24"/>
-          <w:lang w:val="en-US"/>
-        </w:rPr>
-      </w:pPr>
-      <m:oMathPara>
-        <m:oMath>
-          <m:r>
-            <w:rPr>
-              <w:rFonts w:ascii="Cambria Math" w:hAnsi="Cambria Math" w:cs="Arial"/>
-              <w:sz w:val="24"/>
-              <w:szCs w:val="24"/>
-              <w:lang w:val="en-US"/>
-            </w:rPr>
-            <m:t>Pgrid</m:t>
-          </m:r>
-        </m:oMath>
-      </m:oMathPara>
+      </w:pPr>
     </w:p>
     <w:p>
       <w:pPr>
@@ -6808,94 +6743,6 @@
                   <w:szCs w:val="24"/>
                   <w:lang w:val="en-US"/>
                 </w:rPr>
-                <m:t>)+(</m:t>
-              </m:r>
-              <m:sSub>
-                <m:sSubPr>
-                  <m:ctrlPr>
-                    <w:rPr>
-                      <w:rFonts w:ascii="Cambria Math" w:hAnsi="Cambria Math" w:cs="Arial"/>
-                      <w:i/>
-                      <w:sz w:val="24"/>
-                      <w:szCs w:val="24"/>
-                      <w:lang w:val="en-US"/>
-                    </w:rPr>
-                  </m:ctrlPr>
-                </m:sSubPr>
-                <m:e>
-                  <m:r>
-                    <w:rPr>
-                      <w:rFonts w:ascii="Cambria Math" w:hAnsi="Cambria Math" w:cs="Arial"/>
-                      <w:sz w:val="24"/>
-                      <w:szCs w:val="24"/>
-                      <w:lang w:val="en-US"/>
-                    </w:rPr>
-                    <m:t>E</m:t>
-                  </m:r>
-                </m:e>
-                <m:sub>
-                  <m:r>
-                    <w:rPr>
-                      <w:rFonts w:ascii="Cambria Math" w:hAnsi="Cambria Math" w:cs="Arial"/>
-                      <w:sz w:val="24"/>
-                      <w:szCs w:val="24"/>
-                      <w:lang w:val="en-US"/>
-                    </w:rPr>
-                    <m:t>grid</m:t>
-                  </m:r>
-                </m:sub>
-              </m:sSub>
-              <m:r>
-                <w:rPr>
-                  <w:rFonts w:ascii="Cambria Math" w:hAnsi="Cambria Math" w:cs="Arial"/>
-                  <w:sz w:val="24"/>
-                  <w:szCs w:val="24"/>
-                  <w:lang w:val="en-US"/>
-                </w:rPr>
-                <m:t>*LCO</m:t>
-              </m:r>
-              <m:sSub>
-                <m:sSubPr>
-                  <m:ctrlPr>
-                    <w:rPr>
-                      <w:rFonts w:ascii="Cambria Math" w:hAnsi="Cambria Math" w:cs="Arial"/>
-                      <w:i/>
-                      <w:sz w:val="24"/>
-                      <w:szCs w:val="24"/>
-                      <w:lang w:val="en-US"/>
-                    </w:rPr>
-                  </m:ctrlPr>
-                </m:sSubPr>
-                <m:e>
-                  <m:r>
-                    <w:rPr>
-                      <w:rFonts w:ascii="Cambria Math" w:hAnsi="Cambria Math" w:cs="Arial"/>
-                      <w:sz w:val="24"/>
-                      <w:szCs w:val="24"/>
-                      <w:lang w:val="en-US"/>
-                    </w:rPr>
-                    <m:t>E</m:t>
-                  </m:r>
-                </m:e>
-                <m:sub>
-                  <m:r>
-                    <w:rPr>
-                      <w:rFonts w:ascii="Cambria Math" w:hAnsi="Cambria Math" w:cs="Arial"/>
-                      <w:sz w:val="24"/>
-                      <w:szCs w:val="24"/>
-                      <w:lang w:val="en-US"/>
-                    </w:rPr>
-                    <m:t>grid</m:t>
-                  </m:r>
-                </m:sub>
-              </m:sSub>
-              <m:r>
-                <w:rPr>
-                  <w:rFonts w:ascii="Cambria Math" w:hAnsi="Cambria Math" w:cs="Arial"/>
-                  <w:sz w:val="24"/>
-                  <w:szCs w:val="24"/>
-                  <w:lang w:val="en-US"/>
-                </w:rPr>
                 <m:t>)</m:t>
               </m:r>
             </m:num>
@@ -7093,9 +6940,11 @@
           <w:bCs/>
           <w:sz w:val="24"/>
           <w:szCs w:val="24"/>
-          <w:lang w:val="en-US"/>
-        </w:rPr>
-      </w:pPr>
+          <w:highlight w:val="yellow"/>
+          <w:lang w:val="en-US"/>
+        </w:rPr>
+      </w:pPr>
+      <w:commentRangeStart w:id="1"/>
       <w:r>
         <w:rPr>
           <w:rFonts w:ascii="Arial" w:hAnsi="Arial" w:cs="Arial"/>
@@ -7103,6 +6952,7 @@
           <w:bCs/>
           <w:sz w:val="24"/>
           <w:szCs w:val="24"/>
+          <w:highlight w:val="yellow"/>
           <w:lang w:val="en-US"/>
         </w:rPr>
         <w:t>The grid LCOE formula</w:t>
@@ -7115,6 +6965,7 @@
           <w:rFonts w:ascii="Arial" w:eastAsiaTheme="minorEastAsia" w:hAnsi="Arial" w:cs="Arial"/>
           <w:sz w:val="24"/>
           <w:szCs w:val="24"/>
+          <w:highlight w:val="yellow"/>
           <w:lang w:val="en-US"/>
         </w:rPr>
       </w:pPr>
@@ -7125,6 +6976,7 @@
               <w:rFonts w:ascii="Cambria Math" w:hAnsi="Cambria Math" w:cs="Arial"/>
               <w:sz w:val="24"/>
               <w:szCs w:val="24"/>
+              <w:highlight w:val="yellow"/>
               <w:lang w:val="en-US"/>
             </w:rPr>
             <m:t>Annua</m:t>
@@ -7137,6 +6989,7 @@
                   <w:i/>
                   <w:sz w:val="24"/>
                   <w:szCs w:val="24"/>
+                  <w:highlight w:val="yellow"/>
                   <w:lang w:val="en-US"/>
                 </w:rPr>
               </m:ctrlPr>
@@ -7147,6 +7000,7 @@
                   <w:rFonts w:ascii="Cambria Math" w:hAnsi="Cambria Math" w:cs="Arial"/>
                   <w:sz w:val="24"/>
                   <w:szCs w:val="24"/>
+                  <w:highlight w:val="yellow"/>
                   <w:lang w:val="en-US"/>
                 </w:rPr>
                 <m:t>l</m:t>
@@ -7158,6 +7012,7 @@
                   <w:rFonts w:ascii="Cambria Math" w:hAnsi="Cambria Math" w:cs="Arial"/>
                   <w:sz w:val="24"/>
                   <w:szCs w:val="24"/>
+                  <w:highlight w:val="yellow"/>
                   <w:lang w:val="en-US"/>
                 </w:rPr>
                 <m:t>Gri</m:t>
@@ -7170,6 +7025,7 @@
                       <w:i/>
                       <w:sz w:val="24"/>
                       <w:szCs w:val="24"/>
+                      <w:highlight w:val="yellow"/>
                       <w:lang w:val="en-US"/>
                     </w:rPr>
                   </m:ctrlPr>
@@ -7180,6 +7036,7 @@
                       <w:rFonts w:ascii="Cambria Math" w:hAnsi="Cambria Math" w:cs="Arial"/>
                       <w:sz w:val="24"/>
                       <w:szCs w:val="24"/>
+                      <w:highlight w:val="yellow"/>
                       <w:lang w:val="en-US"/>
                     </w:rPr>
                     <m:t>d</m:t>
@@ -7191,6 +7048,7 @@
                       <w:rFonts w:ascii="Cambria Math" w:hAnsi="Cambria Math" w:cs="Arial"/>
                       <w:sz w:val="24"/>
                       <w:szCs w:val="24"/>
+                      <w:highlight w:val="yellow"/>
                       <w:lang w:val="en-US"/>
                     </w:rPr>
                     <m:t>Cost</m:t>
@@ -7204,6 +7062,7 @@
               <w:rFonts w:ascii="Cambria Math" w:hAnsi="Cambria Math" w:cs="Arial"/>
               <w:sz w:val="24"/>
               <w:szCs w:val="24"/>
+              <w:highlight w:val="yellow"/>
               <w:lang w:val="en-US"/>
             </w:rPr>
             <m:t xml:space="preserve">= </m:t>
@@ -7218,6 +7077,7 @@
                   <w:i/>
                   <w:sz w:val="24"/>
                   <w:szCs w:val="24"/>
+                  <w:highlight w:val="yellow"/>
                   <w:lang w:val="en-US"/>
                 </w:rPr>
               </m:ctrlPr>
@@ -7228,6 +7088,7 @@
                   <w:rFonts w:ascii="Cambria Math" w:hAnsi="Cambria Math" w:cs="Arial"/>
                   <w:sz w:val="24"/>
                   <w:szCs w:val="24"/>
+                  <w:highlight w:val="yellow"/>
                   <w:lang w:val="en-US"/>
                 </w:rPr>
                 <m:t>t=1</m:t>
@@ -7239,6 +7100,7 @@
                   <w:rFonts w:ascii="Cambria Math" w:hAnsi="Cambria Math" w:cs="Arial"/>
                   <w:sz w:val="24"/>
                   <w:szCs w:val="24"/>
+                  <w:highlight w:val="yellow"/>
                   <w:lang w:val="en-US"/>
                 </w:rPr>
                 <m:t>8760</m:t>
@@ -7250,6 +7112,7 @@
                   <w:rFonts w:ascii="Cambria Math" w:hAnsi="Cambria Math" w:cs="Arial"/>
                   <w:sz w:val="24"/>
                   <w:szCs w:val="24"/>
+                  <w:highlight w:val="yellow"/>
                   <w:lang w:val="en-US"/>
                 </w:rPr>
                 <m:t>(Pgri</m:t>
@@ -7262,6 +7125,7 @@
                       <w:i/>
                       <w:sz w:val="24"/>
                       <w:szCs w:val="24"/>
+                      <w:highlight w:val="yellow"/>
                       <w:lang w:val="en-US"/>
                     </w:rPr>
                   </m:ctrlPr>
@@ -7272,6 +7136,7 @@
                       <w:rFonts w:ascii="Cambria Math" w:hAnsi="Cambria Math" w:cs="Arial"/>
                       <w:sz w:val="24"/>
                       <w:szCs w:val="24"/>
+                      <w:highlight w:val="yellow"/>
                       <w:lang w:val="en-US"/>
                     </w:rPr>
                     <m:t>d</m:t>
@@ -7283,6 +7148,7 @@
                       <w:rFonts w:ascii="Cambria Math" w:hAnsi="Cambria Math" w:cs="Arial"/>
                       <w:sz w:val="24"/>
                       <w:szCs w:val="24"/>
+                      <w:highlight w:val="yellow"/>
                       <w:lang w:val="en-US"/>
                     </w:rPr>
                     <m:t>t</m:t>
@@ -7294,6 +7160,7 @@
                   <w:rFonts w:ascii="Cambria Math" w:hAnsi="Cambria Math" w:cs="Arial"/>
                   <w:sz w:val="24"/>
                   <w:szCs w:val="24"/>
+                  <w:highlight w:val="yellow"/>
                   <w:lang w:val="en-US"/>
                 </w:rPr>
                 <m:t>*LM</m:t>
@@ -7306,6 +7173,7 @@
                       <w:i/>
                       <w:sz w:val="24"/>
                       <w:szCs w:val="24"/>
+                      <w:highlight w:val="yellow"/>
                       <w:lang w:val="en-US"/>
                     </w:rPr>
                   </m:ctrlPr>
@@ -7316,6 +7184,7 @@
                       <w:rFonts w:ascii="Cambria Math" w:hAnsi="Cambria Math" w:cs="Arial"/>
                       <w:sz w:val="24"/>
                       <w:szCs w:val="24"/>
+                      <w:highlight w:val="yellow"/>
                       <w:lang w:val="en-US"/>
                     </w:rPr>
                     <m:t>P</m:t>
@@ -7327,6 +7196,7 @@
                       <w:rFonts w:ascii="Cambria Math" w:hAnsi="Cambria Math" w:cs="Arial"/>
                       <w:sz w:val="24"/>
                       <w:szCs w:val="24"/>
+                      <w:highlight w:val="yellow"/>
                       <w:lang w:val="en-US"/>
                     </w:rPr>
                     <m:t>t</m:t>
@@ -7338,6 +7208,7 @@
                   <w:rFonts w:ascii="Cambria Math" w:hAnsi="Cambria Math" w:cs="Arial"/>
                   <w:sz w:val="24"/>
                   <w:szCs w:val="24"/>
+                  <w:highlight w:val="yellow"/>
                   <w:lang w:val="en-US"/>
                 </w:rPr>
                 <m:t>)</m:t>
@@ -7349,6 +7220,7 @@
               <w:rFonts w:ascii="Cambria Math" w:hAnsi="Cambria Math" w:cs="Arial"/>
               <w:sz w:val="24"/>
               <w:szCs w:val="24"/>
+              <w:highlight w:val="yellow"/>
               <w:lang w:val="en-US"/>
             </w:rPr>
             <m:t>+</m:t>
@@ -7363,6 +7235,7 @@
                   <w:i/>
                   <w:sz w:val="24"/>
                   <w:szCs w:val="24"/>
+                  <w:highlight w:val="yellow"/>
                   <w:lang w:val="en-US"/>
                 </w:rPr>
               </m:ctrlPr>
@@ -7373,6 +7246,7 @@
                   <w:rFonts w:ascii="Cambria Math" w:hAnsi="Cambria Math" w:cs="Arial"/>
                   <w:sz w:val="24"/>
                   <w:szCs w:val="24"/>
+                  <w:highlight w:val="yellow"/>
                   <w:lang w:val="en-US"/>
                 </w:rPr>
                 <m:t>m=1</m:t>
@@ -7384,6 +7258,7 @@
                   <w:rFonts w:ascii="Cambria Math" w:hAnsi="Cambria Math" w:cs="Arial"/>
                   <w:sz w:val="24"/>
                   <w:szCs w:val="24"/>
+                  <w:highlight w:val="yellow"/>
                   <w:lang w:val="en-US"/>
                 </w:rPr>
                 <m:t>12</m:t>
@@ -7395,6 +7270,7 @@
                   <w:rFonts w:ascii="Cambria Math" w:hAnsi="Cambria Math" w:cs="Arial"/>
                   <w:sz w:val="24"/>
                   <w:szCs w:val="24"/>
+                  <w:highlight w:val="yellow"/>
                   <w:lang w:val="en-US"/>
                 </w:rPr>
                 <m:t>(Capacit</m:t>
@@ -7407,6 +7283,7 @@
                       <w:i/>
                       <w:sz w:val="24"/>
                       <w:szCs w:val="24"/>
+                      <w:highlight w:val="yellow"/>
                       <w:lang w:val="en-US"/>
                     </w:rPr>
                   </m:ctrlPr>
@@ -7417,6 +7294,7 @@
                       <w:rFonts w:ascii="Cambria Math" w:hAnsi="Cambria Math" w:cs="Arial"/>
                       <w:sz w:val="24"/>
                       <w:szCs w:val="24"/>
+                      <w:highlight w:val="yellow"/>
                       <w:lang w:val="en-US"/>
                     </w:rPr>
                     <m:t>y</m:t>
@@ -7428,6 +7306,7 @@
                       <w:rFonts w:ascii="Cambria Math" w:hAnsi="Cambria Math" w:cs="Arial"/>
                       <w:sz w:val="24"/>
                       <w:szCs w:val="24"/>
+                      <w:highlight w:val="yellow"/>
                       <w:lang w:val="en-US"/>
                     </w:rPr>
                     <m:t>Fe</m:t>
@@ -7440,6 +7319,7 @@
                           <w:i/>
                           <w:sz w:val="24"/>
                           <w:szCs w:val="24"/>
+                          <w:highlight w:val="yellow"/>
                           <w:lang w:val="en-US"/>
                         </w:rPr>
                       </m:ctrlPr>
@@ -7450,6 +7330,7 @@
                           <w:rFonts w:ascii="Cambria Math" w:hAnsi="Cambria Math" w:cs="Arial"/>
                           <w:sz w:val="24"/>
                           <w:szCs w:val="24"/>
+                          <w:highlight w:val="yellow"/>
                           <w:lang w:val="en-US"/>
                         </w:rPr>
                         <m:t>e</m:t>
@@ -7461,6 +7342,7 @@
                           <w:rFonts w:ascii="Cambria Math" w:hAnsi="Cambria Math" w:cs="Arial"/>
                           <w:sz w:val="24"/>
                           <w:szCs w:val="24"/>
+                          <w:highlight w:val="yellow"/>
                           <w:lang w:val="en-US"/>
                         </w:rPr>
                         <m:t>m</m:t>
@@ -7476,6 +7358,7 @@
               <w:rFonts w:ascii="Cambria Math" w:hAnsi="Cambria Math" w:cs="Arial"/>
               <w:sz w:val="24"/>
               <w:szCs w:val="24"/>
+              <w:highlight w:val="yellow"/>
               <w:lang w:val="en-US"/>
             </w:rPr>
             <m:t>+Deman</m:t>
@@ -7488,6 +7371,7 @@
                   <w:i/>
                   <w:sz w:val="24"/>
                   <w:szCs w:val="24"/>
+                  <w:highlight w:val="yellow"/>
                   <w:lang w:val="en-US"/>
                 </w:rPr>
               </m:ctrlPr>
@@ -7498,6 +7382,7 @@
                   <w:rFonts w:ascii="Cambria Math" w:hAnsi="Cambria Math" w:cs="Arial"/>
                   <w:sz w:val="24"/>
                   <w:szCs w:val="24"/>
+                  <w:highlight w:val="yellow"/>
                   <w:lang w:val="en-US"/>
                 </w:rPr>
                 <m:t>d</m:t>
@@ -7509,6 +7394,7 @@
                   <w:rFonts w:ascii="Cambria Math" w:hAnsi="Cambria Math" w:cs="Arial"/>
                   <w:sz w:val="24"/>
                   <w:szCs w:val="24"/>
+                  <w:highlight w:val="yellow"/>
                   <w:lang w:val="en-US"/>
                 </w:rPr>
                 <m:t>Charg</m:t>
@@ -7521,6 +7407,7 @@
                       <w:i/>
                       <w:sz w:val="24"/>
                       <w:szCs w:val="24"/>
+                      <w:highlight w:val="yellow"/>
                       <w:lang w:val="en-US"/>
                     </w:rPr>
                   </m:ctrlPr>
@@ -7531,6 +7418,7 @@
                       <w:rFonts w:ascii="Cambria Math" w:hAnsi="Cambria Math" w:cs="Arial"/>
                       <w:sz w:val="24"/>
                       <w:szCs w:val="24"/>
+                      <w:highlight w:val="yellow"/>
                       <w:lang w:val="en-US"/>
                     </w:rPr>
                     <m:t>e</m:t>
@@ -7542,6 +7430,7 @@
                       <w:rFonts w:ascii="Cambria Math" w:hAnsi="Cambria Math" w:cs="Arial"/>
                       <w:sz w:val="24"/>
                       <w:szCs w:val="24"/>
+                      <w:highlight w:val="yellow"/>
                       <w:lang w:val="en-US"/>
                     </w:rPr>
                     <m:t>m</m:t>
@@ -7555,6 +7444,7 @@
               <w:rFonts w:ascii="Cambria Math" w:hAnsi="Cambria Math" w:cs="Arial"/>
               <w:sz w:val="24"/>
               <w:szCs w:val="24"/>
+              <w:highlight w:val="yellow"/>
               <w:lang w:val="en-US"/>
             </w:rPr>
             <m:t>)+Fixed_TD</m:t>
@@ -7569,6 +7459,7 @@
           <w:rFonts w:ascii="Arial" w:eastAsiaTheme="minorEastAsia" w:hAnsi="Arial" w:cs="Arial"/>
           <w:sz w:val="24"/>
           <w:szCs w:val="24"/>
+          <w:highlight w:val="yellow"/>
           <w:lang w:val="en-US"/>
         </w:rPr>
       </w:pPr>
@@ -7580,6 +7471,7 @@
           <w:rFonts w:ascii="Arial" w:eastAsiaTheme="minorEastAsia" w:hAnsi="Arial" w:cs="Arial"/>
           <w:sz w:val="24"/>
           <w:szCs w:val="24"/>
+          <w:highlight w:val="yellow"/>
           <w:lang w:val="en-US"/>
         </w:rPr>
       </w:pPr>
@@ -7590,6 +7482,7 @@
               <w:rFonts w:ascii="Cambria Math" w:hAnsi="Cambria Math" w:cs="Arial"/>
               <w:sz w:val="24"/>
               <w:szCs w:val="24"/>
+              <w:highlight w:val="yellow"/>
               <w:lang w:val="en-US"/>
             </w:rPr>
             <m:t>LCO</m:t>
@@ -7602,6 +7495,7 @@
                   <w:i/>
                   <w:sz w:val="24"/>
                   <w:szCs w:val="24"/>
+                  <w:highlight w:val="yellow"/>
                   <w:lang w:val="en-US"/>
                 </w:rPr>
               </m:ctrlPr>
@@ -7612,6 +7506,7 @@
                   <w:rFonts w:ascii="Cambria Math" w:hAnsi="Cambria Math" w:cs="Arial"/>
                   <w:sz w:val="24"/>
                   <w:szCs w:val="24"/>
+                  <w:highlight w:val="yellow"/>
                   <w:lang w:val="en-US"/>
                 </w:rPr>
                 <m:t>E</m:t>
@@ -7623,6 +7518,7 @@
                   <w:rFonts w:ascii="Cambria Math" w:hAnsi="Cambria Math" w:cs="Arial"/>
                   <w:sz w:val="24"/>
                   <w:szCs w:val="24"/>
+                  <w:highlight w:val="yellow"/>
                   <w:lang w:val="en-US"/>
                 </w:rPr>
                 <m:t>grid</m:t>
@@ -7634,6 +7530,7 @@
               <w:rFonts w:ascii="Cambria Math" w:hAnsi="Cambria Math" w:cs="Arial"/>
               <w:sz w:val="24"/>
               <w:szCs w:val="24"/>
+              <w:highlight w:val="yellow"/>
               <w:lang w:val="en-US"/>
             </w:rPr>
             <m:t>=</m:t>
@@ -7646,6 +7543,7 @@
                   <w:i/>
                   <w:sz w:val="24"/>
                   <w:szCs w:val="24"/>
+                  <w:highlight w:val="yellow"/>
                   <w:lang w:val="en-US"/>
                 </w:rPr>
               </m:ctrlPr>
@@ -7656,6 +7554,7 @@
                   <w:rFonts w:ascii="Cambria Math" w:hAnsi="Cambria Math" w:cs="Arial"/>
                   <w:sz w:val="24"/>
                   <w:szCs w:val="24"/>
+                  <w:highlight w:val="yellow"/>
                   <w:lang w:val="en-US"/>
                 </w:rPr>
                 <m:t>Annua</m:t>
@@ -7668,6 +7567,7 @@
                       <w:i/>
                       <w:sz w:val="24"/>
                       <w:szCs w:val="24"/>
+                      <w:highlight w:val="yellow"/>
                       <w:lang w:val="en-US"/>
                     </w:rPr>
                   </m:ctrlPr>
@@ -7678,6 +7578,7 @@
                       <w:rFonts w:ascii="Cambria Math" w:hAnsi="Cambria Math" w:cs="Arial"/>
                       <w:sz w:val="24"/>
                       <w:szCs w:val="24"/>
+                      <w:highlight w:val="yellow"/>
                       <w:lang w:val="en-US"/>
                     </w:rPr>
                     <m:t>l</m:t>
@@ -7689,6 +7590,7 @@
                       <w:rFonts w:ascii="Cambria Math" w:hAnsi="Cambria Math" w:cs="Arial"/>
                       <w:sz w:val="24"/>
                       <w:szCs w:val="24"/>
+                      <w:highlight w:val="yellow"/>
                       <w:lang w:val="en-US"/>
                     </w:rPr>
                     <m:t>Gri</m:t>
@@ -7701,6 +7603,7 @@
                           <w:i/>
                           <w:sz w:val="24"/>
                           <w:szCs w:val="24"/>
+                          <w:highlight w:val="yellow"/>
                           <w:lang w:val="en-US"/>
                         </w:rPr>
                       </m:ctrlPr>
@@ -7711,6 +7614,7 @@
                           <w:rFonts w:ascii="Cambria Math" w:hAnsi="Cambria Math" w:cs="Arial"/>
                           <w:sz w:val="24"/>
                           <w:szCs w:val="24"/>
+                          <w:highlight w:val="yellow"/>
                           <w:lang w:val="en-US"/>
                         </w:rPr>
                         <m:t>d</m:t>
@@ -7722,6 +7626,7 @@
                           <w:rFonts w:ascii="Cambria Math" w:hAnsi="Cambria Math" w:cs="Arial"/>
                           <w:sz w:val="24"/>
                           <w:szCs w:val="24"/>
+                          <w:highlight w:val="yellow"/>
                           <w:lang w:val="en-US"/>
                         </w:rPr>
                         <m:t>Cost</m:t>
@@ -7742,6 +7647,7 @@
                       <w:i/>
                       <w:sz w:val="24"/>
                       <w:szCs w:val="24"/>
+                      <w:highlight w:val="yellow"/>
                       <w:lang w:val="en-US"/>
                     </w:rPr>
                   </m:ctrlPr>
@@ -7752,6 +7658,7 @@
                       <w:rFonts w:ascii="Cambria Math" w:hAnsi="Cambria Math" w:cs="Arial"/>
                       <w:sz w:val="24"/>
                       <w:szCs w:val="24"/>
+                      <w:highlight w:val="yellow"/>
                       <w:lang w:val="en-US"/>
                     </w:rPr>
                     <m:t>t=1</m:t>
@@ -7763,6 +7670,7 @@
                       <w:rFonts w:ascii="Cambria Math" w:hAnsi="Cambria Math" w:cs="Arial"/>
                       <w:sz w:val="24"/>
                       <w:szCs w:val="24"/>
+                      <w:highlight w:val="yellow"/>
                       <w:lang w:val="en-US"/>
                     </w:rPr>
                     <m:t>8760</m:t>
@@ -7774,6 +7682,7 @@
                       <w:rFonts w:ascii="Cambria Math" w:hAnsi="Cambria Math" w:cs="Arial"/>
                       <w:sz w:val="24"/>
                       <w:szCs w:val="24"/>
+                      <w:highlight w:val="yellow"/>
                       <w:lang w:val="en-US"/>
                     </w:rPr>
                     <m:t>Pri</m:t>
@@ -7786,6 +7695,7 @@
                           <w:i/>
                           <w:sz w:val="24"/>
                           <w:szCs w:val="24"/>
+                          <w:highlight w:val="yellow"/>
                           <w:lang w:val="en-US"/>
                         </w:rPr>
                       </m:ctrlPr>
@@ -7796,6 +7706,7 @@
                           <w:rFonts w:ascii="Cambria Math" w:hAnsi="Cambria Math" w:cs="Arial"/>
                           <w:sz w:val="24"/>
                           <w:szCs w:val="24"/>
+                          <w:highlight w:val="yellow"/>
                           <w:lang w:val="en-US"/>
                         </w:rPr>
                         <m:t>d</m:t>
@@ -7807,6 +7718,7 @@
                           <w:rFonts w:ascii="Cambria Math" w:hAnsi="Cambria Math" w:cs="Arial"/>
                           <w:sz w:val="24"/>
                           <w:szCs w:val="24"/>
+                          <w:highlight w:val="yellow"/>
                           <w:lang w:val="en-US"/>
                         </w:rPr>
                         <m:t>t</m:t>
@@ -7829,6 +7741,7 @@
           <w:bCs/>
           <w:sz w:val="24"/>
           <w:szCs w:val="24"/>
+          <w:highlight w:val="yellow"/>
           <w:lang w:val="en-US"/>
         </w:rPr>
       </w:pPr>
@@ -7842,6 +7755,7 @@
           <w:bCs/>
           <w:sz w:val="24"/>
           <w:szCs w:val="24"/>
+          <w:highlight w:val="yellow"/>
           <w:lang w:val="en-US"/>
         </w:rPr>
       </w:pPr>
@@ -7852,6 +7766,7 @@
           <w:bCs/>
           <w:sz w:val="24"/>
           <w:szCs w:val="24"/>
+          <w:highlight w:val="yellow"/>
           <w:lang w:val="en-US"/>
         </w:rPr>
         <w:t>We need to get:</w:t>
@@ -7868,6 +7783,7 @@
           <w:rFonts w:ascii="Arial" w:eastAsiaTheme="minorEastAsia" w:hAnsi="Arial" w:cs="Arial"/>
           <w:sz w:val="24"/>
           <w:szCs w:val="24"/>
+          <w:highlight w:val="yellow"/>
           <w:lang w:val="en-US"/>
         </w:rPr>
       </w:pPr>
@@ -7876,6 +7792,7 @@
           <w:rFonts w:ascii="Arial" w:eastAsiaTheme="minorEastAsia" w:hAnsi="Arial" w:cs="Arial"/>
           <w:sz w:val="24"/>
           <w:szCs w:val="24"/>
+          <w:highlight w:val="yellow"/>
           <w:lang w:val="en-US"/>
         </w:rPr>
         <w:t xml:space="preserve">the </w:t>
@@ -7885,6 +7802,7 @@
           <w:rFonts w:ascii="Arial" w:eastAsiaTheme="minorEastAsia" w:hAnsi="Arial" w:cs="Arial"/>
           <w:sz w:val="24"/>
           <w:szCs w:val="24"/>
+          <w:highlight w:val="yellow"/>
           <w:lang w:val="en-US"/>
         </w:rPr>
         <w:t xml:space="preserve">hourly </w:t>
@@ -7894,6 +7812,7 @@
           <w:rFonts w:ascii="Arial" w:eastAsiaTheme="minorEastAsia" w:hAnsi="Arial" w:cs="Arial"/>
           <w:sz w:val="24"/>
           <w:szCs w:val="24"/>
+          <w:highlight w:val="yellow"/>
           <w:lang w:val="en-US"/>
         </w:rPr>
         <w:t>LMPs for each ISO</w:t>
@@ -7910,6 +7829,7 @@
           <w:rFonts w:ascii="Arial" w:eastAsiaTheme="minorEastAsia" w:hAnsi="Arial" w:cs="Arial"/>
           <w:sz w:val="24"/>
           <w:szCs w:val="24"/>
+          <w:highlight w:val="yellow"/>
           <w:lang w:val="en-US"/>
         </w:rPr>
       </w:pPr>
@@ -7919,6 +7839,7 @@
           <w:rFonts w:ascii="Arial" w:eastAsiaTheme="minorEastAsia" w:hAnsi="Arial" w:cs="Arial"/>
           <w:sz w:val="24"/>
           <w:szCs w:val="24"/>
+          <w:highlight w:val="yellow"/>
           <w:lang w:val="en-US"/>
         </w:rPr>
         <w:t>Capacity_Fees</w:t>
@@ -7936,6 +7857,7 @@
           <w:rFonts w:ascii="Arial" w:eastAsiaTheme="minorEastAsia" w:hAnsi="Arial" w:cs="Arial"/>
           <w:sz w:val="24"/>
           <w:szCs w:val="24"/>
+          <w:highlight w:val="yellow"/>
           <w:lang w:val="en-US"/>
         </w:rPr>
       </w:pPr>
@@ -7944,6 +7866,7 @@
           <w:rFonts w:ascii="Arial" w:eastAsiaTheme="minorEastAsia" w:hAnsi="Arial" w:cs="Arial"/>
           <w:sz w:val="24"/>
           <w:szCs w:val="24"/>
+          <w:highlight w:val="yellow"/>
           <w:lang w:val="en-US"/>
         </w:rPr>
         <w:t>Demand Charges</w:t>
@@ -7960,6 +7883,7 @@
           <w:rFonts w:ascii="Arial" w:eastAsiaTheme="minorEastAsia" w:hAnsi="Arial" w:cs="Arial"/>
           <w:sz w:val="24"/>
           <w:szCs w:val="24"/>
+          <w:highlight w:val="yellow"/>
           <w:lang w:val="en-US"/>
         </w:rPr>
       </w:pPr>
@@ -7968,6 +7892,7 @@
           <w:rFonts w:ascii="Arial" w:eastAsiaTheme="minorEastAsia" w:hAnsi="Arial" w:cs="Arial"/>
           <w:sz w:val="24"/>
           <w:szCs w:val="24"/>
+          <w:highlight w:val="yellow"/>
           <w:lang w:val="en-US"/>
         </w:rPr>
         <w:t>Fixed T&amp;D costs</w:t>
@@ -7977,9 +7902,17 @@
           <w:rFonts w:ascii="Arial" w:eastAsiaTheme="minorEastAsia" w:hAnsi="Arial" w:cs="Arial"/>
           <w:sz w:val="24"/>
           <w:szCs w:val="24"/>
+          <w:highlight w:val="yellow"/>
           <w:lang w:val="en-US"/>
         </w:rPr>
         <w:t xml:space="preserve"> for our collocated facility</w:t>
+      </w:r>
+      <w:commentRangeEnd w:id="1"/>
+      <w:r>
+        <w:rPr>
+          <w:rStyle w:val="CommentReference"/>
+        </w:rPr>
+        <w:commentReference w:id="1"/>
       </w:r>
     </w:p>
     <w:p>
@@ -8467,24 +8400,57 @@
       </w:r>
     </w:p>
   </w:comment>
+  <w:comment w:id="1" w:author="Αφροδίτη Φραγκιαδάκη" w:date="2026-03-14T12:25:00Z" w:initials="ΑΦ">
+    <w:p>
+      <w:pPr>
+        <w:pStyle w:val="CommentText"/>
+        <w:rPr>
+          <w:lang w:val="en-US"/>
+        </w:rPr>
+      </w:pPr>
+      <w:r>
+        <w:rPr>
+          <w:rStyle w:val="CommentReference"/>
+        </w:rPr>
+        <w:annotationRef/>
+      </w:r>
+      <w:r>
+        <w:rPr>
+          <w:lang w:val="en-US"/>
+        </w:rPr>
+        <w:t>Maybe later for now we will not` model grid imports- only microgrid island</w:t>
+      </w:r>
+    </w:p>
+    <w:p>
+      <w:pPr>
+        <w:pStyle w:val="CommentText"/>
+        <w:rPr>
+          <w:lang w:val="en-US"/>
+        </w:rPr>
+      </w:pPr>
+    </w:p>
+  </w:comment>
 </w:comments>
 </file>
 
 <file path=word/commentsExtended.xml><?xml version="1.0" encoding="utf-8"?>
 <w15:commentsEx xmlns:wpc="http://schemas.microsoft.com/office/word/2010/wordprocessingCanvas" xmlns:cx="http://schemas.microsoft.com/office/drawing/2014/chartex" xmlns:cx1="http://schemas.microsoft.com/office/drawing/2015/9/8/chartex" xmlns:cx2="http://schemas.microsoft.com/office/drawing/2015/10/21/chartex" xmlns:cx3="http://schemas.microsoft.com/office/drawing/2016/5/9/chartex" xmlns:cx4="http://schemas.microsoft.com/office/drawing/2016/5/10/chartex" xmlns:cx5="http://schemas.microsoft.com/office/drawing/2016/5/11/chartex" xmlns:cx6="http://schemas.microsoft.com/office/drawing/2016/5/12/chartex" xmlns:cx7="http://schemas.microsoft.com/office/drawing/2016/5/13/chartex" xmlns:cx8="http://schemas.microsoft.com/office/drawing/2016/5/14/chartex" xmlns:mc="http://schemas.openxmlformats.org/markup-compatibility/2006" xmlns:aink="http://schemas.microsoft.com/office/drawing/2016/ink" xmlns:am3d="http://schemas.microsoft.com/office/drawing/2017/model3d" xmlns:o="urn:schemas-microsoft-com:office:office" xmlns:oel="http://schemas.microsoft.com/office/2019/extlst" xmlns:r="http://schemas.openxmlformats.org/officeDocument/2006/relationships" xmlns:m="http://schemas.openxmlformats.org/officeDocument/2006/math" xmlns:v="urn:schemas-microsoft-com:vml" xmlns:wp14="http://schemas.microsoft.com/office/word/2010/wordprocessingDrawing" xmlns:wp="http://schemas.openxmlformats.org/drawingml/2006/wordprocessingDrawing" xmlns:w10="urn:schemas-microsoft-com:office:word" xmlns:w="http://schemas.openxmlformats.org/wordprocessingml/2006/main" xmlns:w14="http://schemas.microsoft.com/office/word/2010/wordml" xmlns:w15="http://schemas.microsoft.com/office/word/2012/wordml" xmlns:w16cex="http://schemas.microsoft.com/office/word/2018/wordml/cex" xmlns:w16cid="http://schemas.microsoft.com/office/word/2016/wordml/cid" xmlns:w16="http://schemas.microsoft.com/office/word/2018/wordml" xmlns:w16du="http://schemas.microsoft.com/office/word/2023/wordml/word16du" xmlns:w16sdtdh="http://schemas.microsoft.com/office/word/2020/wordml/sdtdatahash" xmlns:w16sdtfl="http://schemas.microsoft.com/office/word/2024/wordml/sdtformatlock" xmlns:w16se="http://schemas.microsoft.com/office/word/2015/wordml/symex" xmlns:wpg="http://schemas.microsoft.com/office/word/2010/wordprocessingGroup" xmlns:wpi="http://schemas.microsoft.com/office/word/2010/wordprocessingInk" xmlns:wne="http://schemas.microsoft.com/office/word/2006/wordml" xmlns:wps="http://schemas.microsoft.com/office/word/2010/wordprocessingShape" mc:Ignorable="w14 w15 w16se w16cid w16 w16cex w16sdtdh w16sdtfl w16du wp14">
   <w15:commentEx w15:paraId="4145CCE1" w15:done="0"/>
+  <w15:commentEx w15:paraId="29B4ECBA" w15:done="0"/>
 </w15:commentsEx>
 </file>
 
 <file path=word/commentsExtensible.xml><?xml version="1.0" encoding="utf-8"?>
 <w16cex:commentsExtensible xmlns:wpc="http://schemas.microsoft.com/office/word/2010/wordprocessingCanvas" xmlns:cx="http://schemas.microsoft.com/office/drawing/2014/chartex" xmlns:cx1="http://schemas.microsoft.com/office/drawing/2015/9/8/chartex" xmlns:cx2="http://schemas.microsoft.com/office/drawing/2015/10/21/chartex" xmlns:cx3="http://schemas.microsoft.com/office/drawing/2016/5/9/chartex" xmlns:cx4="http://schemas.microsoft.com/office/drawing/2016/5/10/chartex" xmlns:cx5="http://schemas.microsoft.com/office/drawing/2016/5/11/chartex" xmlns:cx6="http://schemas.microsoft.com/office/drawing/2016/5/12/chartex" xmlns:cx7="http://schemas.microsoft.com/office/drawing/2016/5/13/chartex" xmlns:cx8="http://schemas.microsoft.com/office/drawing/2016/5/14/chartex" xmlns:cr="http://schemas.microsoft.com/office/comments/2020/reactions" xmlns:mc="http://schemas.openxmlformats.org/markup-compatibility/2006" xmlns:aink="http://schemas.microsoft.com/office/drawing/2016/ink" xmlns:am3d="http://schemas.microsoft.com/office/drawing/2017/model3d" xmlns:o="urn:schemas-microsoft-com:office:office" xmlns:oel="http://schemas.microsoft.com/office/2019/extlst" xmlns:r="http://schemas.openxmlformats.org/officeDocument/2006/relationships" xmlns:m="http://schemas.openxmlformats.org/officeDocument/2006/math" xmlns:v="urn:schemas-microsoft-com:vml" xmlns:wp14="http://schemas.microsoft.com/office/word/2010/wordprocessingDrawing" xmlns:wp="http://schemas.openxmlformats.org/drawingml/2006/wordprocessingDrawing" xmlns:w10="urn:schemas-microsoft-com:office:word" xmlns:w="http://schemas.openxmlformats.org/wordprocessingml/2006/main" xmlns:w14="http://schemas.microsoft.com/office/word/2010/wordml" xmlns:w15="http://schemas.microsoft.com/office/word/2012/wordml" xmlns:w16cex="http://schemas.microsoft.com/office/word/2018/wordml/cex" xmlns:w16cid="http://schemas.microsoft.com/office/word/2016/wordml/cid" xmlns:w16="http://schemas.microsoft.com/office/word/2018/wordml" xmlns:w16du="http://schemas.microsoft.com/office/word/2023/wordml/word16du" xmlns:w16sdtdh="http://schemas.microsoft.com/office/word/2020/wordml/sdtdatahash" xmlns:w16sdtfl="http://schemas.microsoft.com/office/word/2024/wordml/sdtformatlock" xmlns:w16se="http://schemas.microsoft.com/office/word/2015/wordml/symex" xmlns:wpg="http://schemas.microsoft.com/office/word/2010/wordprocessingGroup" xmlns:wpi="http://schemas.microsoft.com/office/word/2010/wordprocessingInk" xmlns:wne="http://schemas.microsoft.com/office/word/2006/wordml" xmlns:wps="http://schemas.microsoft.com/office/word/2010/wordprocessingShape" mc:Ignorable="w14 w15 w16se w16cid w16 w16cex w16sdtdh w16sdtfl cr w16du wp14">
   <w16cex:commentExtensible w16cex:durableId="2AD5A7B1" w16cex:dateUtc="2026-02-14T18:17:00Z"/>
+  <w16cex:commentExtensible w16cex:durableId="41BF38F6" w16cex:dateUtc="2026-03-14T16:25:00Z"/>
 </w16cex:commentsExtensible>
 </file>
 
 <file path=word/commentsIds.xml><?xml version="1.0" encoding="utf-8"?>
 <w16cid:commentsIds xmlns:wpc="http://schemas.microsoft.com/office/word/2010/wordprocessingCanvas" xmlns:cx="http://schemas.microsoft.com/office/drawing/2014/chartex" xmlns:cx1="http://schemas.microsoft.com/office/drawing/2015/9/8/chartex" xmlns:cx2="http://schemas.microsoft.com/office/drawing/2015/10/21/chartex" xmlns:cx3="http://schemas.microsoft.com/office/drawing/2016/5/9/chartex" xmlns:cx4="http://schemas.microsoft.com/office/drawing/2016/5/10/chartex" xmlns:cx5="http://schemas.microsoft.com/office/drawing/2016/5/11/chartex" xmlns:cx6="http://schemas.microsoft.com/office/drawing/2016/5/12/chartex" xmlns:cx7="http://schemas.microsoft.com/office/drawing/2016/5/13/chartex" xmlns:cx8="http://schemas.microsoft.com/office/drawing/2016/5/14/chartex" xmlns:mc="http://schemas.openxmlformats.org/markup-compatibility/2006" xmlns:aink="http://schemas.microsoft.com/office/drawing/2016/ink" xmlns:am3d="http://schemas.microsoft.com/office/drawing/2017/model3d" xmlns:o="urn:schemas-microsoft-com:office:office" xmlns:oel="http://schemas.microsoft.com/office/2019/extlst" xmlns:r="http://schemas.openxmlformats.org/officeDocument/2006/relationships" xmlns:m="http://schemas.openxmlformats.org/officeDocument/2006/math" xmlns:v="urn:schemas-microsoft-com:vml" xmlns:wp14="http://schemas.microsoft.com/office/word/2010/wordprocessingDrawing" xmlns:wp="http://schemas.openxmlformats.org/drawingml/2006/wordprocessingDrawing" xmlns:w10="urn:schemas-microsoft-com:office:word" xmlns:w="http://schemas.openxmlformats.org/wordprocessingml/2006/main" xmlns:w14="http://schemas.microsoft.com/office/word/2010/wordml" xmlns:w15="http://schemas.microsoft.com/office/word/2012/wordml" xmlns:w16cex="http://schemas.microsoft.com/office/word/2018/wordml/cex" xmlns:w16cid="http://schemas.microsoft.com/office/word/2016/wordml/cid" xmlns:w16="http://schemas.microsoft.com/office/word/2018/wordml" xmlns:w16du="http://schemas.microsoft.com/office/word/2023/wordml/word16du" xmlns:w16sdtdh="http://schemas.microsoft.com/office/word/2020/wordml/sdtdatahash" xmlns:w16sdtfl="http://schemas.microsoft.com/office/word/2024/wordml/sdtformatlock" xmlns:w16se="http://schemas.microsoft.com/office/word/2015/wordml/symex" xmlns:wpg="http://schemas.microsoft.com/office/word/2010/wordprocessingGroup" xmlns:wpi="http://schemas.microsoft.com/office/word/2010/wordprocessingInk" xmlns:wne="http://schemas.microsoft.com/office/word/2006/wordml" xmlns:wps="http://schemas.microsoft.com/office/word/2010/wordprocessingShape" mc:Ignorable="w14 w15 w16se w16cid w16 w16cex w16sdtdh w16sdtfl w16du wp14">
   <w16cid:commentId w16cid:paraId="4145CCE1" w16cid:durableId="2AD5A7B1"/>
+  <w16cid:commentId w16cid:paraId="29B4ECBA" w16cid:durableId="41BF38F6"/>
 </w16cid:commentsIds>
 </file>
 
